--- a/docs/response_to_reviewers.docx
+++ b/docs/response_to_reviewers.docx
@@ -85,7 +85,7 @@
           <w:b w:val="0"/>
           <w:i w:val="0"/>
         </w:rPr>
-        <w:t>We thank the Associate Editor and all four reviewers for their thorough and constructive comments. This revision addresses every concern raised.</w:t>
+        <w:t>The Associate Editor and all four reviewers raised substantive concerns that this revision addresses in full. We thank them for the careful reading.</w:t>
       </w:r>
     </w:p>
     <w:p>
@@ -106,28 +106,14 @@
           <w:b/>
           <w:i w:val="0"/>
         </w:rPr>
-        <w:t>Experimental foundation completely rebuilt.</w:t>
+        <w:t>Experimental foundation rebuilt.</w:t>
       </w:r>
       <w:r>
         <w:rPr>
           <w:b w:val="0"/>
           <w:i w:val="0"/>
         </w:rPr>
-        <w:t xml:space="preserve"> The PX4 SITL dataset (209 flights, test set augmented by TimeGAN) has been entirely replaced by a MATLAB UAV Toolbox simulation of 3,000 independent flights (1,800 train / 600 val / 600 test; ≥229 attacked per split). TimeGAN augmentation is now applied </w:t>
-      </w:r>
-      <w:r>
-        <w:rPr>
-          <w:b w:val="0"/>
-          <w:i/>
-        </w:rPr>
-        <w:t>only</w:t>
-      </w:r>
-      <w:r>
-        <w:rPr>
-          <w:b w:val="0"/>
-          <w:i w:val="0"/>
-        </w:rPr>
-        <w:t xml:space="preserve"> to the training split; the evaluation splits are strictly isolated from synthetic data.</w:t>
+        <w:t xml:space="preserve"> The PX4 SITL dataset (209 flights, TimeGAN-contaminated) is replaced by 3,000 MATLAB UAV Toolbox flights (1,800 train / 600 val / 600 test; ≥229 attacked per split). TimeGAN augmentation is applied to the training split only; evaluation splits are strictly isolated from synthetic data.</w:t>
       </w:r>
     </w:p>
     <w:p>
@@ -139,14 +125,14 @@
           <w:b/>
           <w:i w:val="0"/>
         </w:rPr>
-        <w:t>Real-world zero-shot evaluation added (§V-G).</w:t>
+        <w:t>Zero-shot real-world evaluation added (§V-G).</w:t>
       </w:r>
       <w:r>
         <w:rPr>
           <w:b w:val="0"/>
           <w:i w:val="0"/>
         </w:rPr>
-        <w:t xml:space="preserve"> All MATLAB-trained models are evaluated without fine-tuning on the IEEE DataPort UAV Attack Dataset and the ALFA fixed-wing dataset.</w:t>
+        <w:t xml:space="preserve"> All MATLAB-trained checkpoints are evaluated without fine-tuning on the IEEE DataPort UAV Attack Dataset and the ALFA fixed-wing dataset.</w:t>
       </w:r>
     </w:p>
     <w:p>
@@ -158,14 +144,14 @@
           <w:b/>
           <w:i w:val="0"/>
         </w:rPr>
-        <w:t>Statistical rigour: 5 seeds × 1000-iter bootstrap CI (§V).</w:t>
+        <w:t>5 seeds × 1,000-iteration bootstrap CI throughout (§V).</w:t>
       </w:r>
       <w:r>
         <w:rPr>
           <w:b w:val="0"/>
           <w:i w:val="0"/>
         </w:rPr>
-        <w:t xml:space="preserve"> Every table column now reports mean ± 95% CI. Pairwise paired </w:t>
+        <w:t xml:space="preserve"> Every table column reports mean ± 95% CI; pairwise paired </w:t>
       </w:r>
       <w:r>
         <w:rPr>
@@ -179,7 +165,7 @@
           <w:b w:val="0"/>
           <w:i w:val="0"/>
         </w:rPr>
-        <w:t>-tests with Bonferroni correction are reported for the DR@5s comparison.</w:t>
+        <w:t>-tests with Bonferroni correction are reported for DR@5s.</w:t>
       </w:r>
     </w:p>
     <w:p>
@@ -226,7 +212,7 @@
           <w:b w:val="0"/>
           <w:i w:val="0"/>
         </w:rPr>
-        <w:t xml:space="preserve"> ∈ {3, 5, 10}, and threshold sensitivity are reported; per-attack-type performance is reported in §V-E.</w:t>
+        <w:t xml:space="preserve"> ∈ {3, 5, 10}, and threshold sensitivity are reported; per-attack-type performance is in §V-E.</w:t>
       </w:r>
     </w:p>
     <w:p>
@@ -238,14 +224,14 @@
           <w:b/>
           <w:i w:val="0"/>
         </w:rPr>
-        <w:t>Framework novelty clarified vs. prior work (§III-D).</w:t>
+        <w:t>Framework novelty distinguished from prior work (§III-D).</w:t>
       </w:r>
       <w:r>
         <w:rPr>
           <w:b w:val="0"/>
           <w:i w:val="0"/>
         </w:rPr>
-        <w:t xml:space="preserve"> A new subsection distinguishes our contributions from Tatbul et al., NAB, and classical IDS metrics on four axes.</w:t>
+        <w:t xml:space="preserve"> A new subsection separates our contributions from Tatbul et al., NAB, and classical IDS metrics on four axes.</w:t>
       </w:r>
     </w:p>
     <w:p>
@@ -264,7 +250,7 @@
           <w:b w:val="0"/>
           <w:i w:val="0"/>
         </w:rPr>
-        <w:t xml:space="preserve"> DR@5s ≥ 85% is now justified from speed × time → displacement → GB 26860-2011 safety distance. Domain analogies are demoted to supporting evidence.</w:t>
+        <w:t xml:space="preserve"> DR@5s ≥ 85% is now derived from speed × time → displacement → GB 26860-2011 safety distance; domain analogies are retained only as supporting evidence.</w:t>
       </w:r>
     </w:p>
     <w:p>
@@ -288,7 +274,14 @@
           <w:b/>
           <w:i w:val="0"/>
         </w:rPr>
-        <w:t>Section V reframed as Case Study; Section VI (Discussion) added with subsections §VI-A (Generality), §VI-B (Cross-Distribution Evaluation), §VI-C (Limitations and Future Work).</w:t>
+        <w:t>§V reframed as Case Study; §VI (Discussion) added</w:t>
+      </w:r>
+      <w:r>
+        <w:rPr>
+          <w:b w:val="0"/>
+          <w:i w:val="0"/>
+        </w:rPr>
+        <w:t xml:space="preserve"> with subsections §VI-A (Generality), §VI-B (Cross-Distribution Evaluation), §VI-C (Limitations and Future Work).</w:t>
       </w:r>
     </w:p>
     <w:p>
@@ -392,7 +385,7 @@
           <w:b w:val="0"/>
           <w:i w:val="0"/>
         </w:rPr>
-        <w:t xml:space="preserve"> The reviewer is correct. We have completely rebuilt the experimental foundation. The new primary dataset is generated by the MATLAB UAV Toolbox (3,000 independent flights; see §IV-A) with a strict train-only augmentation policy. The test set (600 flights, 229 attacked) receives no augmentation of any kind. The PX4 SITL dataset and all results derived from it have been removed. The augmentation isolation guarantee is documented in §IV-A prose: no synthetic data is used in any reported experiment, and the optional TimeGAN script in the released codebase includes a runtime assertion that prevents any augmented flight ID from appearing in validation or test splits.</w:t>
+        <w:t xml:space="preserve"> The reviewer's diagnosis is correct. The experimental foundation has been completely rebuilt. The new primary dataset is generated by the MATLAB UAV Toolbox (3,000 independent flights; §IV-A) under a strict train-only augmentation policy: the test set (600 flights, 229 attacked) receives no augmentation of any kind. The PX4 SITL dataset and all results derived from it have been removed. §IV-A documents the isolation guarantee; the released codebase includes a runtime assertion that prevents any augmented flight ID from appearing in validation or test splits.</w:t>
       </w:r>
     </w:p>
     <w:p>
@@ -410,7 +403,7 @@
           <w:i w:val="0"/>
           <w:color w:val="0064B4"/>
         </w:rPr>
-        <w:t xml:space="preserve"> §IV-A completely rewritten; augmentation-isolation guarantee documented in §IV-A prose. Old Table I (TimeGAN config) removed.</w:t>
+        <w:t xml:space="preserve"> §IV-A completely rewritten; augmentation-isolation guarantee documented in §IV-A prose. Old Table I (TimeGAN configuration) removed.</w:t>
       </w:r>
     </w:p>
     <w:p>
@@ -466,7 +459,7 @@
           <w:i w:val="0"/>
           <w:color w:val="0064B4"/>
         </w:rPr>
-        <w:t xml:space="preserve"> Dataset scale table added (§IV-A, Table I). All result tables updated with CI columns.</w:t>
+        <w:t xml:space="preserve"> Dataset scale documented in Table I (§IV-A). All result tables regenerated with CI columns.</w:t>
       </w:r>
     </w:p>
     <w:p>
@@ -504,7 +497,7 @@
           <w:b w:val="0"/>
           <w:i w:val="0"/>
         </w:rPr>
-        <w:t xml:space="preserve"> We add a zero-shot cross-distribution evaluation in §V-G covering three additional data sources: (i) the IEEE DataPort UAV Attack Dataset live hardware flights (Holybro S500 + HackRF GPS spoofing; jamming flight excluded so the label space matches the detector), (ii) the IEEE DataPort PX4 SITL flights across four airframes (PLANE / VTOL / TAIL / H480), and (iii) the ALFA Carbon-Z fixed-wing dataset (CMU AirLab; with parameterised synthetic step spoofing injection on the no-failure segments). All MATLAB-trained checkpoints are evaluated zero-shot without fine-tuning. We frame this explicitly as a </w:t>
+        <w:t xml:space="preserve"> §V-G adds a zero-shot cross-distribution evaluation covering three sources: (i) IEEE DataPort UAV Attack Dataset live hardware flights (Holybro S500 + HackRF GPS spoofing; jamming flight excluded to match the detector's label space), (ii) IEEE DataPort PX4 SITL flights across four airframes (PLANE / VTOL / TAIL / H480), and (iii) the ALFA Carbon-Z fixed-wing dataset (CMU AirLab; parameterised synthetic step spoofing injected on no-failure segments). All MATLAB-trained checkpoints are evaluated zero-shot without fine-tuning. This evaluation is framed explicitly as a </w:t>
       </w:r>
       <w:r>
         <w:rPr>
@@ -518,7 +511,7 @@
           <w:b w:val="0"/>
           <w:i w:val="0"/>
         </w:rPr>
-        <w:t xml:space="preserve"> rather than matched-platform deployment validation: the three sources differ from the training distribution along multiple axes (vehicle airframe, cruise speed, sensor noise statistics, attack mechanism). The evaluation surfaces two findings: (a) in-distribution architecture ranking is not preserved across distributions — CNN-LSTM (in-distribution DR@5s = 0.958) drops to 0.200 on the live HackRF data; (b) precision collapses uniformly to 0.38–0.42 on the live data across all architectures. A controlled §V-H experiment then isolates the platform-speed-matching axis specifically; see response to Reviewer 3 Comment 5.</w:t>
+        <w:t>, not matched-platform deployment validation: the three sources differ from the training distribution along multiple axes simultaneously (vehicle airframe, cruise speed, sensor noise statistics, attack mechanism). Two findings emerge: in-distribution architecture ranking is not preserved across distributions — CNN-LSTM (in-distribution DR@5s = 0.958) drops to 0.200 on the live HackRF data — and precision collapses uniformly to 0.38–0.42 on the live data across all architectures. §V-H then isolates the platform-speed-matching axis specifically (see response to Reviewer 3, Comment 5).</w:t>
       </w:r>
     </w:p>
     <w:p>
@@ -536,7 +529,7 @@
           <w:i w:val="0"/>
           <w:color w:val="0064B4"/>
         </w:rPr>
-        <w:t xml:space="preserve"> New §V-G (cross-distribution evaluation, three data sources) + new §V-H (controlled platform-matching experiment) + Fig. </w:t>
+        <w:t xml:space="preserve"> §V-G (cross-distribution evaluation, three sources) + §V-H (controlled platform-matching experiment) + Fig. </w:t>
       </w:r>
       <w:r>
         <w:rPr>
@@ -592,7 +585,7 @@
           <w:i w:val="0"/>
           <w:color w:val="0064B4"/>
         </w:rPr>
-        <w:t>. §VI-C (Limitations) explicitly disclaims strict sim-to-real scope.</w:t>
+        <w:t xml:space="preserve"> added. §VI-C (Limitations) explicitly disclaims strict sim-to-real scope.</w:t>
       </w:r>
     </w:p>
     <w:p>
@@ -630,7 +623,7 @@
           <w:b w:val="0"/>
           <w:i w:val="0"/>
         </w:rPr>
-        <w:t xml:space="preserve"> We have rewritten §IV-E with risk-based derivation as the primary argument. At a cruise speed of 5 m/s and a 5-second detection budget, a spoofed UAV drifts 25 m; adding the 1 s mitigation latency gives 30 m total displacement, and GB 26860-2011 specifies a 5 m safe-approach distance to 500 kV lines against a 35 m planned standoff, leaving a 30 m abort margin. DR@5s ≥ 85% means at least 85% of attacks are caught before this margin is exhausted. The MTBFA ≥ 0.1 h threshold follows from a ≤10 nuisance-alarm budget per 1-hour inspection tour (Axelsson [ref10]). Medical/industrial analogies from ISO 11064-5 [ref32] are retained only as supporting analogy.</w:t>
+        <w:t xml:space="preserve"> §IV-E has been rewritten with risk-based derivation as the primary argument. At a cruise speed of 5 m/s and a 5-second detection budget, a spoofed UAV drifts 25 m; adding 1 s mitigation latency gives 30 m total displacement. GB 26860-2011 specifies a 5 m safe-approach distance to 500 kV lines against a 35 m planned standoff, leaving a 30 m abort margin. DR@5s ≥ 85% means at least 85% of attacks are caught before this margin is exhausted. The MTBFA ≥ 0.1 h threshold follows from a ≤10 nuisance-alarm budget per 1-hour inspection tour (Axelsson [ref10]). Medical/industrial analogies from ISO 11064-5 [ref32] are retained only as supporting evidence.</w:t>
       </w:r>
     </w:p>
     <w:p>
@@ -648,7 +641,7 @@
           <w:i w:val="0"/>
           <w:color w:val="0064B4"/>
         </w:rPr>
-        <w:t xml:space="preserve"> §IV-E substantially rewritten with risk equation and GB 26860-2011 citation as primary basis. Domain-analogy references demoted to supporting evidence.</w:t>
+        <w:t xml:space="preserve"> §IV-E substantially rewritten with the risk equation and GB 26860-2011 citation as the primary basis. Domain-analogy references demoted to supporting evidence.</w:t>
       </w:r>
     </w:p>
     <w:p>
@@ -700,7 +693,7 @@
           <w:b w:val="0"/>
           <w:i w:val="0"/>
         </w:rPr>
-        <w:t>-tests with Bonferroni correction (α-adjusted for C(7,2) = 21 comparisons) are reported for the DR@5s metric. Significant pairs are marked in the tables.</w:t>
+        <w:t>-tests with Bonferroni correction (α-adjusted for C(7,2) = 21 comparisons) are reported for DR@5s; significant pairs are marked in the tables.</w:t>
       </w:r>
     </w:p>
     <w:p>
@@ -824,7 +817,7 @@
           <w:b w:val="0"/>
           <w:i w:val="0"/>
         </w:rPr>
-        <w:t xml:space="preserve"> (9 configurations). DR@5s ranges only 0.924–0.965 across the entire grid, confirming that architectural conclusions are not artifacts of windowing choices.</w:t>
+        <w:t xml:space="preserve"> (9 configurations). DR@5s ranges only 0.924–0.965 across the entire grid, confirming that architectural conclusions are not artifacts of windowing choices. The threshold-sensitivity paragraph in §V-D reports that at p = 0.5 all architectures' MTBFA falls in 0.016–0.043 h, establishing that the deployability gap is structural.</w:t>
       </w:r>
     </w:p>
     <w:p>
@@ -842,7 +835,7 @@
           <w:i w:val="0"/>
           <w:color w:val="0064B4"/>
         </w:rPr>
-        <w:t xml:space="preserve"> §V-D (Robustness Analysis) added; window/step heat-map figure added. The threshold-sensitivity paragraph in §V-D documents that at p = 0.5 all architectures' MTBFA falls in 0.016–0.043 h, establishing that the deployability gap is structural.</w:t>
+        <w:t xml:space="preserve"> §V-D (Robustness Analysis) added; window/step heatmap figure added.</w:t>
       </w:r>
     </w:p>
     <w:p>
@@ -880,7 +873,7 @@
           <w:b w:val="0"/>
           <w:i w:val="0"/>
         </w:rPr>
-        <w:t xml:space="preserve"> ref27 (NHS guidance) and ref33 (EEMUA 191) were removed: the medical/industrial analogies they supported are no longer the primary basis for the deployability thresholds, which are now derived from UAV-specific risk constraints (§IV-E). ref31 (PX4 documentation) was likewise removed when the experimental foundation switched from PX4 SITL to the MATLAB UAV Toolbox pipeline. ref30 (GB 26860-2011) is retained as the load-bearing safety-distance citation with full publisher and SAC URL. ref32 (ISO 11064-5:2008) is retained as a single supporting-analogy citation with full bibliographic detail and a publicly accessible URL.</w:t>
+        <w:t xml:space="preserve"> ref27 (NHS guidance) and ref33 (EEMUA 191) were removed: the medical/industrial analogies they supported are no longer the primary basis for deployability thresholds, which are now derived from UAV-specific risk constraints (§IV-E). ref31 (PX4 documentation) was removed when the experimental foundation switched from PX4 SITL to the MATLAB UAV Toolbox pipeline. ref30 (GB 26860-2011) is retained as the load-bearing safety-distance citation with full publisher and SAC URL. ref32 (ISO 11064-5:2008) is retained as a single supporting-analogy citation with full bibliographic detail and a publicly accessible URL.</w:t>
       </w:r>
     </w:p>
     <w:p>
@@ -978,7 +971,7 @@
           <w:b w:val="0"/>
           <w:i w:val="0"/>
         </w:rPr>
-        <w:t xml:space="preserve"> We have added a notation summary table (Table </w:t>
+        <w:t xml:space="preserve"> Table </w:t>
       </w:r>
       <w:r>
         <w:rPr>
@@ -991,7 +984,7 @@
           <w:b w:val="0"/>
           <w:i w:val="0"/>
         </w:rPr>
-        <w:t>) at the beginning of §III, listing all symbols τ_k, t_s, t_d, Δt, L, S, f_s, K, N, F with their definitions and units. This table is the single authoritative reference for all notation used in the framework and case-study sections.</w:t>
+        <w:t xml:space="preserve"> (§III) now lists all symbols τ_k, t_s, t_d, Δt, L, S, f_s, K, N, F with their definitions and units. This table is the single authoritative reference for all notation used in the framework and case-study sections.</w:t>
       </w:r>
     </w:p>
     <w:p>
@@ -1023,7 +1016,7 @@
           <w:i w:val="0"/>
           <w:color w:val="0064B4"/>
         </w:rPr>
-        <w:t xml:space="preserve"> (Notation) added in §III.</w:t>
+        <w:t xml:space="preserve"> added in §III.</w:t>
       </w:r>
     </w:p>
     <w:p>
@@ -1061,7 +1054,7 @@
           <w:b w:val="0"/>
           <w:i w:val="0"/>
         </w:rPr>
-        <w:t xml:space="preserve"> We have added (a) a full algorithmic specification of the rising-edge counting logic in §III-B-2 (the false-alarm event algorithm listing); (b) a concrete numerical worked example (Detector A: 100 FP windows → 10 events, MTBFA = 0.2 h; Detector B: 200 FP windows → 5 events, MTBFA = 0.4 h) in Table </w:t>
+        <w:t xml:space="preserve"> §III-B-2 now contains (a) a full algorithmic specification of the rising-edge counting logic; (b) a concrete numerical worked example — Detector A: 100 FP windows → 10 events, MTBFA = 0.2 h; Detector B: 200 FP windows → 5 events, MTBFA = 0.4 h — in Table </w:t>
       </w:r>
       <w:r>
         <w:rPr>
@@ -1074,7 +1067,7 @@
           <w:b w:val="0"/>
           <w:i w:val="0"/>
         </w:rPr>
-        <w:t xml:space="preserve">, showing how higher precision can coexist with lower MTBFA; and (c) a figure (Fig. </w:t>
+        <w:t xml:space="preserve">, showing how higher precision can coexist with lower MTBFA; and (c) Fig. </w:t>
       </w:r>
       <w:r>
         <w:rPr>
@@ -1087,7 +1080,7 @@
           <w:b w:val="0"/>
           <w:i w:val="0"/>
         </w:rPr>
-        <w:t>) illustrating the paradox empirically.</w:t>
+        <w:t xml:space="preserve"> illustrating the paradox empirically.</w:t>
       </w:r>
     </w:p>
     <w:p>
@@ -1105,7 +1098,7 @@
           <w:i w:val="0"/>
           <w:color w:val="0064B4"/>
         </w:rPr>
-        <w:t xml:space="preserve"> §III-B-2 algorithm + numerical example Table </w:t>
+        <w:t xml:space="preserve"> §III-B-2 algorithm + Table </w:t>
       </w:r>
       <w:r>
         <w:rPr>
@@ -1171,7 +1164,7 @@
           <w:b w:val="0"/>
           <w:i w:val="0"/>
         </w:rPr>
-        <w:t xml:space="preserve"> A new §III-D (</w:t>
+        <w:t xml:space="preserve"> §III-D (</w:t>
       </w:r>
       <w:r>
         <w:rPr>
@@ -1185,7 +1178,7 @@
           <w:b w:val="0"/>
           <w:i w:val="0"/>
         </w:rPr>
-        <w:t>) explicitly distinguishes our contributions from Tatbul et al.'s range-based time-series metrics (offline, no user-specified time budget), the NAB score, and classical IDS false-alarm metrics (fractional FPR rather than time-between-event measures). Our contribution is the systematisation of explicit time-budgeted DR@Δt with first-detection causality, event-level MTBFA in operational time units, deployment-grounded threshold derivation, and a multi-distribution UAV case study.</w:t>
+        <w:t>) distinguishes our contributions from Tatbul et al.'s range-based time-series metrics (offline, no user-specified time budget), the NAB score, and classical IDS false-alarm metrics (fractional FPR rather than time-between-event measures). Our contribution is the systematisation of explicit time-budgeted DR@Δt with first-detection causality, event-level MTBFA in operational time units, deployment-grounded threshold derivation, and a multi-distribution UAV case study.</w:t>
       </w:r>
     </w:p>
     <w:p>
@@ -1241,7 +1234,7 @@
           <w:b w:val="0"/>
           <w:i w:val="0"/>
         </w:rPr>
-        <w:t xml:space="preserve"> Section V has been renamed </w:t>
+        <w:t xml:space="preserve"> §V has been renamed </w:t>
       </w:r>
       <w:r>
         <w:rPr>
@@ -1255,7 +1248,7 @@
           <w:b w:val="0"/>
           <w:i w:val="0"/>
         </w:rPr>
-        <w:t xml:space="preserve"> and every subsection is framed as a demonstration of the framework's discriminative power rather than an architectural recommendation. The Abstract and Introduction explicitly state that metric values depend on training data and hyperparameters, and that what remains invariant is the framework's ability to reveal detectors that pass conventional metrics but fail operational standards. §VI-A (Generality of the Framework) further elaborates the detector-agnostic and task-agnostic design.</w:t>
+        <w:t>; every subsection is framed as a demonstration of the framework's discriminative power rather than an architectural recommendation. The Abstract and Introduction now state explicitly that metric values depend on training data and hyperparameters, and that what remains invariant is the framework's ability to reveal detectors that pass conventional metrics but fail operational standards. §VI-A (Generality of the Framework) elaborates the detector-agnostic and task-agnostic design.</w:t>
       </w:r>
     </w:p>
     <w:p>
@@ -1273,7 +1266,7 @@
           <w:i w:val="0"/>
           <w:color w:val="0064B4"/>
         </w:rPr>
-        <w:t xml:space="preserve"> §V retitled and reframed; Abstract and Introduction revised; §VI (Discussion) added with §VI-A (Generality).</w:t>
+        <w:t xml:space="preserve"> §V retitled and reframed; Abstract and Introduction revised; §VI-A (Generality) added.</w:t>
       </w:r>
     </w:p>
     <w:p>
@@ -1311,7 +1304,7 @@
           <w:b w:val="0"/>
           <w:i w:val="0"/>
         </w:rPr>
-        <w:t xml:space="preserve"> A new §IV-F (Reproducibility) provides the architecture summary table (Table </w:t>
+        <w:t xml:space="preserve"> §IV-F (Reproducibility) provides the architecture summary table (Table </w:t>
       </w:r>
       <w:r>
         <w:rPr>
@@ -1337,7 +1330,7 @@
           <w:b w:val="0"/>
           <w:i w:val="0"/>
         </w:rPr>
-        <w:t>), and a public code repository URL (https://github.com/jawkjiang/UAV). The MATLAB simulation pipeline and Python detection pipeline are both open-sourced with sufficient instructions to reproduce all 3,000 flights, all 35 trained checkpoints, and every table and figure.</w:t>
+        <w:t>), and a public code repository URL (https://github.com/jawkjiang/UAV). Both the MATLAB simulation pipeline and the Python detection pipeline are open-sourced with sufficient instructions to reproduce all 3,000 flights, all 35 trained checkpoints, and every table and figure.</w:t>
       </w:r>
     </w:p>
     <w:p>
@@ -1431,7 +1424,20 @@
           <w:b w:val="0"/>
           <w:i w:val="0"/>
         </w:rPr>
-        <w:t xml:space="preserve"> The dataset has been completely replaced. The new test set alone contains 600 flights with 229 attacked flights — more than 13× more attack instances than the original test set. The full 3,000-flight dataset spans 1,800 / 600 / 600 train / val / test flights at the flight level, preventing data leakage across splits.</w:t>
+        <w:t xml:space="preserve"> The dataset has been completely replaced. The new test set alone contains 600 flights with 229 attacked flights — more than 13× the original attack count. The full 3,000-flight dataset spans 1,800 / 600 / 600 train / val / test flights at the flight level, preventing data leakage across splits. Table </w:t>
+      </w:r>
+      <w:r>
+        <w:rPr>
+          <w:rFonts w:ascii="Consolas" w:hAnsi="Consolas"/>
+        </w:rPr>
+        <w:t>tab:dataset</w:t>
+      </w:r>
+      <w:r>
+        <w:rPr>
+          <w:b w:val="0"/>
+          <w:i w:val="0"/>
+        </w:rPr>
+        <w:t xml:space="preserve"> (§IV-A) documents the full scale.</w:t>
       </w:r>
     </w:p>
     <w:p>
@@ -1449,21 +1455,7 @@
           <w:i w:val="0"/>
           <w:color w:val="0064B4"/>
         </w:rPr>
-        <w:t xml:space="preserve"> See response to Reviewer 1, Comment 2. Table </w:t>
-      </w:r>
-      <w:r>
-        <w:rPr>
-          <w:rFonts w:ascii="Consolas" w:hAnsi="Consolas"/>
-        </w:rPr>
-        <w:t>tab:dataset</w:t>
-      </w:r>
-      <w:r>
-        <w:rPr>
-          <w:b w:val="0"/>
-          <w:i w:val="0"/>
-          <w:color w:val="0064B4"/>
-        </w:rPr>
-        <w:t xml:space="preserve"> (§IV-A) documents the full dataset scale.</w:t>
+        <w:t xml:space="preserve"> See response to Reviewer 1, Comment 2.</w:t>
       </w:r>
     </w:p>
     <w:p>
@@ -1501,7 +1493,7 @@
           <w:b w:val="0"/>
           <w:i w:val="0"/>
         </w:rPr>
-        <w:t xml:space="preserve"> We add zero-shot evaluation on two real-world datasets (IEEE DataPort live hardware flights and ALFA fixed-wing) in §V-G and explicitly characterise the cross-distribution gap in §VI-B and §VI-C. The MATLAB sensor model limitations (no multipath, ionospheric delay, or receiver clock drift) are acknowledged in §IV-A and §VI-C. We frame the evaluation honestly as a </w:t>
+        <w:t xml:space="preserve"> Zero-shot evaluation on two real-world datasets (IEEE DataPort live hardware flights and ALFA fixed-wing) is added in §V-G; the cross-distribution gap is characterised in §VI-B and §VI-C. The MATLAB sensor model limitations — no multipath, ionospheric delay, or receiver clock drift — are acknowledged in §IV-A and §VI-C. The evaluation is framed as a </w:t>
       </w:r>
       <w:r>
         <w:rPr>
@@ -1515,7 +1507,7 @@
           <w:b w:val="0"/>
           <w:i w:val="0"/>
         </w:rPr>
-        <w:t xml:space="preserve"> rather than matched-platform sim-to-real validation, because the real flights differ from the training distribution along multiple axes simultaneously.</w:t>
+        <w:t>: the real flights differ from the training distribution along multiple axes simultaneously, so the gap cannot be attributed to any single factor.</w:t>
       </w:r>
     </w:p>
     <w:p>
@@ -1533,7 +1525,7 @@
           <w:i w:val="0"/>
           <w:color w:val="0064B4"/>
         </w:rPr>
-        <w:t xml:space="preserve"> See response to Reviewer 1, Comment 3. §VI-C (Limitations) documents sensor-model fidelity gap.</w:t>
+        <w:t xml:space="preserve"> See response to Reviewer 1, Comment 3. §VI-C documents the sensor-model fidelity gap.</w:t>
       </w:r>
     </w:p>
     <w:p>
@@ -1571,7 +1563,7 @@
           <w:b w:val="0"/>
           <w:i w:val="0"/>
         </w:rPr>
-        <w:t xml:space="preserve"> Four 2024 papers have been added and integrated into the Introduction. Specifically: </w:t>
+        <w:t xml:space="preserve"> Four 2024 papers have been added. </w:t>
       </w:r>
       <w:r>
         <w:rPr>
@@ -1599,7 +1591,7 @@
           <w:b w:val="0"/>
           <w:i w:val="0"/>
         </w:rPr>
-        <w:t xml:space="preserve">, vol. 24, no. 18, Sep. 2024 (doi: 10.3390/s24186156) — cited in §I for adversarial-ML-based detection; </w:t>
+        <w:t xml:space="preserve">, vol. 24, no. 18, Sep. 2024 (doi: 10.3390/s24186156) — cited in §I for adversarial-ML-based detection. </w:t>
       </w:r>
       <w:r>
         <w:rPr>
@@ -1627,7 +1619,7 @@
           <w:b w:val="0"/>
           <w:i w:val="0"/>
         </w:rPr>
-        <w:t xml:space="preserve">, vol. 74, no. 10, Nov. 2024 (doi: 10.1016/j.asr.2024.07.016) — cited in §I for Transformer-based real-time GNSS detection; </w:t>
+        <w:t xml:space="preserve">, vol. 74, no. 10, Nov. 2024 (doi: 10.1016/j.asr.2024.07.016) — cited in §I for Transformer-based real-time GNSS detection. </w:t>
       </w:r>
       <w:r>
         <w:rPr>
@@ -1641,7 +1633,7 @@
           <w:b w:val="0"/>
           <w:i w:val="0"/>
         </w:rPr>
-        <w:t xml:space="preserve"> Humphreys et al. (classic ION GNSS 2008 spoofer reference, cited in the threat model); and </w:t>
+        <w:t xml:space="preserve"> Humphreys et al. (ION GNSS 2008 spoofer reference, cited in the threat model). </w:t>
       </w:r>
       <w:r>
         <w:rPr>
@@ -1655,7 +1647,7 @@
           <w:b w:val="0"/>
           <w:i w:val="0"/>
         </w:rPr>
-        <w:t xml:space="preserve"> the IEEE DataPort UAV Attack Dataset (doi: 10.21227/00dg-0d12), used as the real-hardware evaluation source in §V-G. Additional 2024–2025 works already in the bibliography (ref15, ref16, ref20, ref21, ref25, ref29) provide further coverage.</w:t>
+        <w:t xml:space="preserve"> IEEE DataPort UAV Attack Dataset (doi: 10.21227/00dg-0d12), the real-hardware evaluation source for §V-G. Additional 2024–2025 works already in the bibliography (ref15, ref16, ref20, ref21, ref25, ref29) provide further coverage.</w:t>
       </w:r>
     </w:p>
     <w:p>
@@ -1767,7 +1759,7 @@
           <w:b w:val="0"/>
           <w:i w:val="0"/>
         </w:rPr>
-        <w:t xml:space="preserve"> This was an artefact of the contaminated test set, where TimeGAN-generated data inflated window-level accuracy uniformly. With the new clean test set, both metric families show clearly differentiated patterns: conventional precision spans 0.79–0.90, recall spans 0.56–0.91, F1 spans 0.69–0.90. Time-aware metrics span a wider range: DR@5s spans 0.75–0.96, ADD spans 0.90–4.68 s, MTBFA spans 0.016–0.043 h. Crucially, rank ordering by F1 differs from rank ordering by ADD — CNN-LSTM leads both F1 and ADD, but TCN ranks 7th on F1 yet 5th on DR@5s — demonstrating that the two metric families surface different architecture properties. Bonferroni-corrected pairwise </w:t>
+        <w:t xml:space="preserve"> This pattern was an artefact of the contaminated test set, where TimeGAN-generated data inflated window-level accuracy uniformly. With the new clean test set, both metric families show clearly differentiated patterns: conventional precision spans 0.79–0.90, recall spans 0.56–0.91, F1 spans 0.69–0.90. Time-aware metrics span a wider range: DR@5s spans 0.75–0.96, ADD spans 0.90–4.68 s, MTBFA spans 0.016–0.043 h. Rank ordering by F1 differs from rank ordering by ADD — CNN-LSTM leads both F1 and ADD, but TCN ranks 7th on F1 yet 5th on DR@5s — demonstrating that the two metric families surface different architecture properties. Bonferroni-corrected pairwise </w:t>
       </w:r>
       <w:r>
         <w:rPr>
@@ -1855,7 +1847,7 @@
           <w:i w:val="0"/>
           <w:color w:val="0064B4"/>
         </w:rPr>
-        <w:t xml:space="preserve"> in revised manuscript.</w:t>
+        <w:t xml:space="preserve"> in the revised manuscript.</w:t>
       </w:r>
     </w:p>
     <w:p>
@@ -1893,7 +1885,7 @@
           <w:b w:val="0"/>
           <w:i w:val="0"/>
         </w:rPr>
-        <w:t xml:space="preserve"> We have added citations to three documented real-world spoofing incidents in §IV-B: the 2011 RQ-170 Sentinel capture [ref24] (exemplifies combined Step/Takeover scenario), the 2013 Humphreys yacht-hijacking demonstration [ref49] (Drift pattern used to steer off course), and the 2016 Black Sea maritime spoofing cluster [ref50] (abrupt Step offsets causing vessels to report positions kilometres inland). Each attack type in our model is linked to its real-world analogue.</w:t>
+        <w:t xml:space="preserve"> §IV-B now cites three documented real-world spoofing incidents: the 2011 RQ-170 Sentinel capture [ref24] (exemplifies combined Step/Takeover scenario), the 2013 Humphreys yacht-hijacking demonstration [ref49] (Drift pattern used to steer off course), and the 2016 Black Sea maritime spoofing cluster [ref50] (abrupt Step offsets causing vessels to report positions kilometres inland). Each attack type in the model is linked to its real-world analogue.</w:t>
       </w:r>
     </w:p>
     <w:p>
@@ -1949,7 +1941,7 @@
           <w:b w:val="0"/>
           <w:i w:val="0"/>
         </w:rPr>
-        <w:t xml:space="preserve"> We have removed model-specific "high-risk" labels from the Abstract and throughout §V. The framing now presents findings as observations within our specific experimental conditions (this dataset, these attack parameters, this training protocol) rather than universal architectural properties. §V opens with an explicit caveat that specific metric values depend on training data and hyperparameters, and that the case study demonstrates the framework's discriminative power, not universal architectural rankings.</w:t>
+        <w:t xml:space="preserve"> "High-risk" labels have been removed from the Abstract and throughout §V. Findings are now presented as observations within the specific experimental conditions of this study — this dataset, these attack parameters, this training protocol — not as universal architectural properties. §V opens with an explicit caveat that specific metric values depend on training data and hyperparameters, and that the case study demonstrates the framework's discriminative power, not universal architectural rankings.</w:t>
       </w:r>
     </w:p>
     <w:p>
@@ -1967,7 +1959,7 @@
           <w:i w:val="0"/>
           <w:color w:val="0064B4"/>
         </w:rPr>
-        <w:t xml:space="preserve"> "high-risk" language removed from all instances in Abstract and §V. §V introductory paragraph added clarifying case-study scope.</w:t>
+        <w:t xml:space="preserve"> "High-risk" language removed from all instances in Abstract and §V. §V introductory paragraph added clarifying case-study scope.</w:t>
       </w:r>
     </w:p>
     <w:p/>
@@ -2015,7 +2007,7 @@
           <w:b w:val="0"/>
           <w:i w:val="0"/>
         </w:rPr>
-        <w:t xml:space="preserve"> See response to Reviewer 1, Comment 5. Paired </w:t>
+        <w:t xml:space="preserve"> Paired </w:t>
       </w:r>
       <w:r>
         <w:rPr>
@@ -2042,7 +2034,7 @@
           <w:b w:val="0"/>
           <w:i w:val="0"/>
         </w:rPr>
-        <w:t xml:space="preserve"> and referenced throughout §V.</w:t>
+        <w:t xml:space="preserve"> and referenced throughout §V. (See also response to Reviewer 1, Comment 5.)</w:t>
       </w:r>
     </w:p>
     <w:p>
@@ -2111,7 +2103,7 @@
           <w:b w:val="0"/>
           <w:i w:val="0"/>
         </w:rPr>
-        <w:t xml:space="preserve">): every architecture is evaluated separately on Step, Drift, Delay, and Takeover subsets, with attack parameters drawn from the ranges defined in §IV-B (step magnitude </w:t>
+        <w:t xml:space="preserve">): every architecture is evaluated separately on Step, Drift, Delay, and Takeover subsets, with attack parameters drawn from the ranges defined in §IV-B — step magnitude </w:t>
       </w:r>
       <w:r>
         <w:rPr>
@@ -2139,7 +2131,7 @@
           <w:b w:val="0"/>
           <w:i w:val="0"/>
         </w:rPr>
-        <w:t>\_drift ∈ {5, 10, 20} s, delay δ ∈ {1, 3, 5} s, takeover gain α ∈ {0.3, 0.5, 0.7}). The architecture-by-attack-type matrix surfaces interactions that aggregate DR@5s masks — most notably TCN's positional-vs-temporal asymmetry (Drift DR@5s = 0.463 vs Takeover DR@5s = 0.961) and a precision–recall divergence on Delay attacks across architectures. A full one-axis-at-a-time parameter sweep is outside the scope of this revision; the per-family randomisation over the ranges above provides representative coverage.</w:t>
+        <w:t>\_drift ∈ {5, 10, 20} s, delay δ ∈ {1, 3, 5} s, takeover gain α ∈ {0.3, 0.5, 0.7}. The architecture-by-attack-type matrix surfaces interactions that aggregate DR@5s masks: most notably TCN's positional-vs-temporal asymmetry (Drift DR@5s = 0.463 vs. Takeover DR@5s = 0.961) and a precision–recall divergence on Delay attacks across architectures. A full one-axis-at-a-time parameter sweep is outside the scope of this revision; the per-family randomisation over the ranges above provides representative coverage.</w:t>
       </w:r>
     </w:p>
     <w:p>
@@ -2265,7 +2257,7 @@
           <w:b w:val="0"/>
           <w:i w:val="0"/>
         </w:rPr>
-        <w:t xml:space="preserve">\_s = 5 × 10 = 50 ensures each window spans the full detection horizon. Step size </w:t>
+        <w:t xml:space="preserve">_s = 5 × 10 = 50 ensures each window spans the full detection horizon. Step size </w:t>
       </w:r>
       <w:r>
         <w:rPr>
@@ -2279,7 +2271,7 @@
           <w:b w:val="0"/>
           <w:i w:val="0"/>
         </w:rPr>
-        <w:t xml:space="preserve"> = 5 samples (0.5 s) balances temporal resolution against compute cost. A sensitivity sweep over </w:t>
+        <w:t xml:space="preserve"> = 5 samples (0.5 s) balances temporal resolution against compute cost. The sensitivity sweep over </w:t>
       </w:r>
       <w:r>
         <w:rPr>
@@ -2307,7 +2299,7 @@
           <w:b w:val="0"/>
           <w:i w:val="0"/>
         </w:rPr>
-        <w:t xml:space="preserve"> ∈ {3, 5, 10} is reported in §V-D (Table </w:t>
+        <w:t xml:space="preserve"> ∈ {3, 5, 10} (Table </w:t>
       </w:r>
       <w:r>
         <w:rPr>
@@ -2333,7 +2325,7 @@
           <w:b w:val="0"/>
           <w:i w:val="0"/>
         </w:rPr>
-        <w:t>); DR@5s varies only 0.924–0.965 across all nine configurations, confirming robustness of the architectural conclusions.</w:t>
+        <w:t>) shows DR@5s varying only 0.924–0.965 across all nine configurations, confirming robustness of the architectural conclusions.</w:t>
       </w:r>
     </w:p>
     <w:p>

--- a/docs/response_to_reviewers.docx
+++ b/docs/response_to_reviewers.docx
@@ -109,7 +109,7 @@
           <w:color w:val="000000"/>
           <w:sz w:val="22"/>
         </w:rPr>
-        <w:t>The Associate Editor and all four reviewers raised substantive concerns that this revision addresses in full. We thank them for the careful reading. Throughout this letter we embed the relevant tables and figures inline so that each response is self-contained; all corresponding changes in the manuscript are highlighted in yellow in the attached revision PDF.</w:t>
+        <w:t>We thank the Associate Editor and all four reviewers for their thorough and constructive reading of the manuscript. Each comment has been addressed in full; the responses below embed the relevant data, tables, and figures inline so that the reviewer need not consult the revised manuscript to evaluate the changes. All corresponding edits in the manuscript are highlighted in yellow in the attached revision PDF.</w:t>
       </w:r>
     </w:p>
     <w:p>
@@ -146,7 +146,7 @@
           <w:color w:val="000000"/>
           <w:sz w:val="22"/>
         </w:rPr>
-        <w:t xml:space="preserve"> The PX4 SITL dataset (209 flights, with a TimeGAN augmentation policy that contaminated the test split) is replaced by 3,000 MATLAB UAV Toolbox flights (1,800 train / 600 val / 600 test; 229 attacked per split). TimeGAN augmentation is now applied to the training split only; validation and test splits are strictly isolated from synthetic data and a runtime assertion enforces this.</w:t>
+        <w:t xml:space="preserve"> The PX4 SITL dataset (209 flights; TimeGAN augmentation applied before splitting, contaminating the test partition) is replaced by 3,000 MATLAB UAV Toolbox flights generated at 5 m/s cruise (1,800 train / 600 val / 600 test; 229 attacked per split). TimeGAN augmentation is now restricted to the training split; a runtime assertion in the data loader enforces strict isolation of the validation and test partitions from any synthetic flight identifier.</w:t>
       </w:r>
     </w:p>
     <w:p>
@@ -171,7 +171,7 @@
           <w:color w:val="000000"/>
           <w:sz w:val="22"/>
         </w:rPr>
-        <w:t xml:space="preserve"> All MATLAB-trained checkpoints are evaluated without fine-tuning on the IEEE DataPort UAV Attack Dataset (live HackRF spoofing on a Holybro S500 plus four PX4-SITL airframes) and on the ALFA Carbon-Z fixed-wing dataset.</w:t>
+        <w:t xml:space="preserve"> All seven MATLAB-trained checkpoints are evaluated without fine-tuning on the IEEE DataPort UAV Attack Dataset (Holybro S500 under live HackRF spoofing; four PX4-SITL airframes) and on the ALFA Carbon-Z fixed-wing dataset.</w:t>
       </w:r>
     </w:p>
     <w:p>
@@ -186,7 +186,7 @@
           <w:color w:val="000000"/>
           <w:sz w:val="22"/>
         </w:rPr>
-        <w:t>5 seeds × 1,000-iteration bootstrap CI throughout, with paired t-tests.</w:t>
+        <w:t>Bootstrap confidence intervals and paired significance tests throughout.</w:t>
       </w:r>
       <w:r>
         <w:rPr>
@@ -196,7 +196,7 @@
           <w:color w:val="000000"/>
           <w:sz w:val="22"/>
         </w:rPr>
-        <w:t xml:space="preserve"> Every table column reports mean ± 95% CI; pairwise paired </w:t>
+        <w:t xml:space="preserve"> Every table column reports mean ± 95% CI over five independent seeds (1,000-iteration percentile bootstrap); pairwise paired </w:t>
       </w:r>
       <w:r>
         <w:rPr>
@@ -231,7 +231,7 @@
           <w:color w:val="000000"/>
           <w:sz w:val="22"/>
         </w:rPr>
-        <w:t>Ablation studies added.</w:t>
+        <w:t>Window and step ablation added.</w:t>
       </w:r>
       <w:r>
         <w:rPr>
@@ -241,7 +241,7 @@
           <w:color w:val="000000"/>
           <w:sz w:val="22"/>
         </w:rPr>
-        <w:t xml:space="preserve"> Window size </w:t>
+        <w:t xml:space="preserve"> </w:t>
       </w:r>
       <w:r>
         <w:rPr>
@@ -261,7 +261,7 @@
           <w:color w:val="000000"/>
           <w:sz w:val="22"/>
         </w:rPr>
-        <w:t xml:space="preserve"> ∈ {30, 50, 80}, step size </w:t>
+        <w:t xml:space="preserve"> ∈ {30, 50, 80} samples × </w:t>
       </w:r>
       <w:r>
         <w:rPr>
@@ -281,7 +281,7 @@
           <w:color w:val="000000"/>
           <w:sz w:val="22"/>
         </w:rPr>
-        <w:t xml:space="preserve"> ∈ {3, 5, 10}, threshold sensitivity, and per-attack-type performance.</w:t>
+        <w:t xml:space="preserve"> ∈ {3, 5, 10} samples on GRU; per-attack-type DR@5s for all seven architectures also reported.</w:t>
       </w:r>
     </w:p>
     <w:p>
@@ -296,7 +296,7 @@
           <w:color w:val="000000"/>
           <w:sz w:val="22"/>
         </w:rPr>
-        <w:t>Framework novelty distinguished from prior work.</w:t>
+        <w:t>Framework distinguished from prior evaluation work.</w:t>
       </w:r>
       <w:r>
         <w:rPr>
@@ -306,7 +306,7 @@
           <w:color w:val="000000"/>
           <w:sz w:val="22"/>
         </w:rPr>
-        <w:t xml:space="preserve"> A new subsection separates our contributions from Tatbul et al., NAB, and classical IDS metrics on four axes.</w:t>
+        <w:t xml:space="preserve"> A new subsection (Section III-D) positions our contributions against Tatbul et al., NAB, and classical IDS metrics on four axes.</w:t>
       </w:r>
     </w:p>
     <w:p>
@@ -321,7 +321,7 @@
           <w:color w:val="000000"/>
           <w:sz w:val="22"/>
         </w:rPr>
-        <w:t>Deployability thresholds rederived from UAV risk analysis.</w:t>
+        <w:t>Deployability thresholds rederived from first principles.</w:t>
       </w:r>
       <w:r>
         <w:rPr>
@@ -331,7 +331,7 @@
           <w:color w:val="000000"/>
           <w:sz w:val="22"/>
         </w:rPr>
-        <w:t xml:space="preserve"> DR@5s ≥ 85% is now derived from the UAV's cruise speed, the 5 s detection budget, and the GB 26860-2011 safety distance. Domain analogies are retained only as supporting evidence.</w:t>
+        <w:t xml:space="preserve"> DR@5s ≥ 85% is now derived from the UAV's cruise speed, the 5 s detection budget, and the GB 26860-2011 safety-distance requirement. Domain analogies are retained only as supporting evidence.</w:t>
       </w:r>
     </w:p>
     <w:p>
@@ -346,7 +346,17 @@
           <w:color w:val="000000"/>
           <w:sz w:val="22"/>
         </w:rPr>
-        <w:t>Notation table and FP aggregation worked example added.</w:t>
+        <w:t>Notation table and FP-aggregation worked example added</w:t>
+      </w:r>
+      <w:r>
+        <w:rPr>
+          <w:rFonts w:ascii="Times New Roman" w:hAnsi="Times New Roman"/>
+          <w:b w:val="0"/>
+          <w:i w:val="0"/>
+          <w:color w:val="000000"/>
+          <w:sz w:val="22"/>
+        </w:rPr>
+        <w:t xml:space="preserve"> (Section III).</w:t>
       </w:r>
     </w:p>
     <w:p>
@@ -361,7 +371,7 @@
           <w:color w:val="000000"/>
           <w:sz w:val="22"/>
         </w:rPr>
-        <w:t>Section V reframed as Case Study; Section VI (Discussion) added</w:t>
+        <w:t>Section V retitled as Case Study; Section VI (Discussion) added</w:t>
       </w:r>
       <w:r>
         <w:rPr>
@@ -371,7 +381,7 @@
           <w:color w:val="000000"/>
           <w:sz w:val="22"/>
         </w:rPr>
-        <w:t xml:space="preserve"> with subsections on framework generality, cross-distribution evaluation, and limitations.</w:t>
+        <w:t xml:space="preserve"> covering framework generality, cross-distribution interpretation, and limitations.</w:t>
       </w:r>
     </w:p>
     <w:p>
@@ -396,7 +406,7 @@
           <w:color w:val="000000"/>
           <w:sz w:val="22"/>
         </w:rPr>
-        <w:t xml:space="preserve"> ref27, ref31, ref33 removed; ref30 and ref32 retained with full bibliographic detail; ref34 (Alhoraibi et al. </w:t>
+        <w:t xml:space="preserve"> ref27, ref31, ref33 removed; ref30 and ref32 retained with complete bibliographic detail; ref34 (Alhoraibi et al., </w:t>
       </w:r>
       <w:r>
         <w:rPr>
@@ -416,7 +426,7 @@
           <w:color w:val="000000"/>
           <w:sz w:val="22"/>
         </w:rPr>
-        <w:t xml:space="preserve"> 2024), ref35 (Niu et al. </w:t>
+        <w:t xml:space="preserve"> 2024), ref35 (Niu et al., </w:t>
       </w:r>
       <w:r>
         <w:rPr>
@@ -498,7 +508,7 @@
           <w:color w:val="000000"/>
           <w:sz w:val="22"/>
         </w:rPr>
-        <w:t xml:space="preserve"> The reviewer's diagnosis is correct, and the experimental foundation has been completely rebuilt. The new primary dataset is generated by the MATLAB UAV Toolbox (3,000 independent flights at 5 m/s cruise) under a strict train-only augmentation policy: TimeGAN is fitted on training-flight identifiers only, all generated synthetic windows inherit those training identifiers, and a runtime assertion in the data loader rejects any pipeline configuration that would route a TimeGAN-generated window into the validation or test split. The PX4 SITL dataset and all results derived from it have been removed.</w:t>
+        <w:t xml:space="preserve"> The reviewer's diagnosis is correct. TimeGAN was fitted on the full 209-flight corpus before the train/val/test split was applied, so synthetic windows with test-set flight identifiers appeared in the evaluation partitions. Every reported metric from the original submission is therefore unreliable.</w:t>
       </w:r>
     </w:p>
     <w:p>
@@ -510,7 +520,7 @@
           <w:color w:val="000000"/>
           <w:sz w:val="22"/>
         </w:rPr>
-        <w:t>The augmentation isolation pipeline is structured as follows:</w:t>
+        <w:t>The experimental foundation has been rebuilt from the ground up. The new primary dataset consists of 3,000 flights generated by the MATLAB UAV Toolbox at 5 m/s cruise. TimeGAN augmentation is fitted exclusively on the 1,800 training flights; every synthetic window produced by TimeGAN inherits a training-flight identifier. The data loader enforces isolation at load time through a hard assertion: if any augmented identifier appears in the validation or test identifier sets, the pipeline aborts.</w:t>
       </w:r>
     </w:p>
     <w:p>
@@ -576,7 +586,7 @@
           <w:color w:val="000000"/>
           <w:sz w:val="22"/>
         </w:rPr>
-        <w:t xml:space="preserve">The corresponding guard in </w:t>
+        <w:t xml:space="preserve">The guard that implements this constraint in </w:t>
       </w:r>
       <w:r>
         <w:rPr>
@@ -629,7 +639,7 @@
           <w:color w:val="000000"/>
           <w:sz w:val="22"/>
         </w:rPr>
-        <w:t>The new test set therefore contains only unaugmented MATLAB simulation flights, and every reported metric value derives from this clean partition.</w:t>
+        <w:t>All metrics reported in the revised manuscript derive exclusively from the 600 clean test flights; no augmented window reaches the evaluation code path.</w:t>
       </w:r>
     </w:p>
     <w:p>
@@ -651,7 +661,7 @@
           <w:color w:val="0064B4"/>
           <w:sz w:val="22"/>
         </w:rPr>
-        <w:t xml:space="preserve"> Section IV-A completely rewritten; the assertion is documented in prose and reproduced in the released code. The old TimeGAN configuration table (former Table I) has been removed.</w:t>
+        <w:t xml:space="preserve"> Section IV-A completely rewritten; the isolation assertion is described in prose and reproduced in the released code. The former Table I (TimeGAN configuration) has been removed.</w:t>
       </w:r>
     </w:p>
     <w:p>
@@ -700,7 +710,7 @@
           <w:color w:val="000000"/>
           <w:sz w:val="22"/>
         </w:rPr>
-        <w:t xml:space="preserve"> The new test set contains 229 attacked flights, more than 13× the original count. Each attacked flight contributes roughly fifteen attack-bearing sliding windows, yielding approximately 3,400 attacked windows among 69,636 total test windows. The full split is summarised in the table below.</w:t>
+        <w:t xml:space="preserve"> The new test set contains 229 attacked flights — more than 13 times the original count. Each attacked flight contributes roughly 15 attacked sliding windows at the default step size, yielding approximately 3,400 attacked windows among 69,636 total test windows. The complete split is as follows.</w:t>
       </w:r>
     </w:p>
     <w:tbl>
@@ -1161,7 +1171,7 @@
           <w:color w:val="000000"/>
           <w:sz w:val="22"/>
         </w:rPr>
-        <w:t xml:space="preserve">All metrics are reported as mean ± 95% CI computed over five independent random seeds (1,000-iteration percentile bootstrap), and pairwise paired </w:t>
+        <w:t xml:space="preserve">All metrics are reported as mean ± 95% CI over five independent random seeds (1,000-iteration percentile bootstrap). The pairwise paired </w:t>
       </w:r>
       <w:r>
         <w:rPr>
@@ -1181,7 +1191,7 @@
           <w:color w:val="000000"/>
           <w:sz w:val="22"/>
         </w:rPr>
-        <w:t>-tests with Bonferroni correction (see R1.5) confirm that the architectural differences are statistically significant despite the per-architecture variance contributed by seed sensitivity.</w:t>
+        <w:t>-tests with Bonferroni correction reported in our response to Reviewer 1, Comment 5 confirm that the per-architecture differences are statistically distinguishable from seed noise.</w:t>
       </w:r>
     </w:p>
     <w:p>
@@ -1203,7 +1213,7 @@
           <w:color w:val="0064B4"/>
           <w:sz w:val="22"/>
         </w:rPr>
-        <w:t xml:space="preserve"> Dataset scale is documented in Table I of Section IV-A. All result tables regenerated with CI columns.</w:t>
+        <w:t xml:space="preserve"> Dataset scale is documented in Table I of Section IV-A. All result tables have been regenerated with CI columns.</w:t>
       </w:r>
     </w:p>
     <w:p>
@@ -1252,7 +1262,19 @@
           <w:color w:val="000000"/>
           <w:sz w:val="22"/>
         </w:rPr>
-        <w:t xml:space="preserve"> Section V-G adds a zero-shot cross-distribution evaluation in which all MATLAB-trained checkpoints, without any fine-tuning, are scored on three real-world or out-of-distribution sources: (i) the IEEE DataPort UAV Attack Dataset live-hardware partition, with a Holybro S500 quadrotor under HackRF GPS spoofing — the jamming flight is excluded because it falls outside the detector's spoofing label space; (ii) the IEEE DataPort PX4 SITL partition spanning four airframes (PLANE, VTOL, TAIL, H480), which exhibits PX4's own GPS noise model; and (iii) the ALFA Carbon-Z fixed-wing dataset from CMU AirLab, on which we inject parameterised step-spoofing patterns into the no-failure segments to obtain labelled attack onsets. The full results are inlined here (mean DR@5s, ADD, MTBFA per architecture per source):</w:t>
+        <w:t xml:space="preserve"> Section V-G adds a zero-shot cross-distribution evaluation: all seven MATLAB-trained checkpoints are applied without fine-tuning to three out-of-distribution sources. (i) The IEEE DataPort UAV Attack Dataset live-hardware partition — a Holybro S500 quadrotor under HackRF GPS spoofing; the jamming flight is excluded because jamming falls outside the spoofing label space. (ii) The IEEE DataPort PX4 SITL partition across four airframes (PLANE, VTOL, TAIL, H480), which operates PX4's own GPS noise model. (iii) The ALFA Carbon-Z fixed-wing dataset from CMU AirLab, on which we inject parameterised step-spoofing into the no-failure segments to obtain labelled attack onsets.</w:t>
+      </w:r>
+    </w:p>
+    <w:p>
+      <w:r>
+        <w:rPr>
+          <w:rFonts w:ascii="Times New Roman" w:hAnsi="Times New Roman"/>
+          <w:b w:val="0"/>
+          <w:i w:val="0"/>
+          <w:color w:val="000000"/>
+          <w:sz w:val="22"/>
+        </w:rPr>
+        <w:t>Mean DR@5s, ADD, and MTBFA for each architecture on each source are given below.</w:t>
       </w:r>
     </w:p>
     <w:tbl>
@@ -3192,7 +3214,19 @@
           <w:color w:val="000000"/>
           <w:sz w:val="22"/>
         </w:rPr>
-        <w:t xml:space="preserve">Two findings deserve emphasis. First, the in-distribution architecture ranking is not preserved across distributions: CNN-LSTM, the joint-deployable winner in simulation (in-distribution DR@5s = 0.958), collapses to DR@5s = 0.20 on the live HackRF data while LSTM and GRU remain above 0.80. Second, the precision of every architecture collapses uniformly to 0.38–0.42 on the live data because the EKF-fused position channel that the simulation training used as an input has very different statistics on the real receiver, which we quantify in the noise comparison below. We therefore frame the evaluation explicitly as a </w:t>
+        <w:t>Two results from this table are worth highlighting directly. First, the in-distribution architecture ranking does not transfer: CNN-LSTM achieves DR@5s = 0.958 in simulation but collapses to 0.20 on the live HackRF data, while LSTM and GRU retain DR@5s ≥ 0.80. Second, precision falls to 0.38–0.42 uniformly across all architectures on the live hardware data. The noise-statistic comparison below explains why: the EKF-fused position channel that all models were trained on has substantially different distributional properties on the real receiver than in the simulation.</w:t>
+      </w:r>
+    </w:p>
+    <w:p>
+      <w:r>
+        <w:rPr>
+          <w:rFonts w:ascii="Times New Roman" w:hAnsi="Times New Roman"/>
+          <w:b w:val="0"/>
+          <w:i w:val="0"/>
+          <w:color w:val="000000"/>
+          <w:sz w:val="22"/>
+        </w:rPr>
+        <w:t xml:space="preserve">The evaluation is explicitly framed as a </w:t>
       </w:r>
       <w:r>
         <w:rPr>
@@ -3212,7 +3246,7 @@
           <w:color w:val="000000"/>
           <w:sz w:val="22"/>
         </w:rPr>
-        <w:t xml:space="preserve"> rather than matched-platform deployment validation: the three sources differ from the training distribution along several axes simultaneously (vehicle airframe, cruise speed, sensor noise, attack mechanism). Section V-H then isolates the platform-speed-matching axis specifically; see also our response to Reviewer 3, Comment 5.</w:t>
+        <w:t>, not matched-platform deployment validation; the three sources differ from the training distribution along multiple axes simultaneously (airframe dynamics, cruise speed, sensor noise model, and attack mechanism). Section V-H isolates the platform-speed axis specifically.</w:t>
       </w:r>
     </w:p>
     <w:p>
@@ -3224,7 +3258,7 @@
           <w:color w:val="000000"/>
           <w:sz w:val="22"/>
         </w:rPr>
-        <w:t>The accompanying noise-statistic comparison (Experiment A in this revision) makes the simulation-vs-real gap quantitative. We compute innovation-domain statistics on normal-flight segments: the per-axis standard deviation of the second-order position difference, the per-axis standard deviation of the velocity first difference, the excess kurtosis of the position innovation (zero for a Gaussian distribution), and the 99th-percentile single-step position jump.</w:t>
+        <w:t>The noise comparison quantifies the distributional gap. Statistics are computed on normal-flight segments: per-axis standard deviation of the second-order position difference (σ_xy), per-axis velocity standard deviation (σ_v), excess kurtosis of the position innovation, and the 99th-percentile single-step position jump.</w:t>
       </w:r>
     </w:p>
     <w:tbl>
@@ -3652,7 +3686,7 @@
           <w:color w:val="000000"/>
           <w:sz w:val="22"/>
         </w:rPr>
-        <w:t xml:space="preserve">The MATLAB sensor model produces additive Gaussian innovations with excess kurtosis ≈ 0, exactly as designed. The IEEE DataPort live data, which we read from the EKF-fused </w:t>
+        <w:t xml:space="preserve">The MATLAB sensor model is Gaussian by design (excess kurtosis = -0.03), producing the smooth innovation sequence that all seven detectors were trained to classify. The IEEE DataPort live receiver, read from the EKF-fused </w:t>
       </w:r>
       <w:r>
         <w:rPr>
@@ -3672,7 +3706,7 @@
           <w:color w:val="000000"/>
           <w:sz w:val="22"/>
         </w:rPr>
-        <w:t xml:space="preserve"> topic, has a much tighter step-to-step σ but an excess kurtosis above 12, indicating heavy non-Gaussian tails consistent with multipath outliers and clock-step events that the EKF lets through. ALFA reports raw GPS at coarser resolution: the σ is closer to the MATLAB simulation, but the kurtosis is sub-Gaussian (-0.94), reflecting the platform's smoother flight envelope. None of the three real-world distributions is captured by the simulation noise model alone, which is precisely why the cross-distribution gap exists.</w:t>
+        <w:t xml:space="preserve"> topic, has a tighter per-step σ but excess kurtosis of +12.21 — heavy non-Gaussian tails produced by multipath bursts and clock-step events that the EKF cannot smooth out. The ALFA raw-GPS channel sits closer to the simulation in σ_xy but is sub-Gaussian (kurtosis = -0.94), reflecting the fixed-wing platform's smoother flight dynamics. None of the three real-world sources matches the simulation noise model, which is why the cross-distribution penalty varies by architecture in ways that in-distribution ranking cannot predict.</w:t>
       </w:r>
     </w:p>
     <w:p>
@@ -3694,7 +3728,7 @@
           <w:color w:val="0064B4"/>
           <w:sz w:val="22"/>
         </w:rPr>
-        <w:t xml:space="preserve"> Section V-G (cross-distribution evaluation, three sources), Section V-H (controlled platform-matching experiment), the cross-domain DR@5s figure, the ALFA controlled-comparison figure, the cross-domain summary table, and the ALFA controlled table have all been added. Section VI-C (Limitations) explicitly disclaims strict sim-to-real scope and now references the noise-statistic gap quantitatively.</w:t>
+        <w:t xml:space="preserve"> Section V-G (cross-distribution evaluation on three sources), Section V-H (controlled platform-matching experiment), the cross-domain DR@5s figure, the ALFA controlled figure, the cross-domain summary table, and the ALFA controlled table have all been added to the revised manuscript. Section VI-C (Limitations) explicitly disclaims strict sim-to-real scope and cites the noise-statistic figures above as quantitative evidence.</w:t>
       </w:r>
     </w:p>
     <w:p>
@@ -3743,7 +3777,7 @@
           <w:color w:val="000000"/>
           <w:sz w:val="22"/>
         </w:rPr>
-        <w:t xml:space="preserve"> Section IV-E has been rewritten with a UAV-specific risk derivation as the primary argument. The chain is:</w:t>
+        <w:t xml:space="preserve"> The reviewer is right that the original justification relied on domain analogy rather than on a derivation grounded in UAV flight physics. Section IV-E has been rewritten around the following risk chain.</w:t>
       </w:r>
     </w:p>
     <w:p>
@@ -3788,7 +3822,7 @@
           <w:color w:val="000000"/>
           <w:sz w:val="22"/>
         </w:rPr>
-        <w:t xml:space="preserve"> = 5 m/s and the detection budget is Δ</w:t>
+        <w:t xml:space="preserve"> = 5 m/s; the detection budget is Δ</w:t>
       </w:r>
       <w:r>
         <w:rPr>
@@ -3823,7 +3857,7 @@
           <w:color w:val="000000"/>
           <w:sz w:val="22"/>
         </w:rPr>
-        <w:t>Drift during detection.</w:t>
+        <w:t>Drift during the detection window.</w:t>
       </w:r>
       <w:r>
         <w:rPr>
@@ -3833,7 +3867,7 @@
           <w:color w:val="000000"/>
           <w:sz w:val="22"/>
         </w:rPr>
-        <w:t xml:space="preserve"> A spoofed UAV that follows the false trajectory drifts </w:t>
+        <w:t xml:space="preserve"> A spoofed UAV that tracks the false GPS trajectory accumulates a position error of </w:t>
       </w:r>
       <w:r>
         <w:rPr>
@@ -3873,7 +3907,7 @@
           <w:color w:val="000000"/>
           <w:sz w:val="22"/>
         </w:rPr>
-        <w:t xml:space="preserve"> = 25 m before the detector is required to fire.</w:t>
+        <w:t xml:space="preserve"> = 25 m before the detector must fire.</w:t>
       </w:r>
     </w:p>
     <w:p>
@@ -3898,7 +3932,7 @@
           <w:color w:val="000000"/>
           <w:sz w:val="22"/>
         </w:rPr>
-        <w:t xml:space="preserve"> Adding a 1 s reserve for the autopilot to abort yields a total displacement of approximately </w:t>
+        <w:t xml:space="preserve"> Adding 1 s for the autopilot abort command brings the total possible displacement to </w:t>
       </w:r>
       <w:r>
         <w:rPr>
@@ -3953,7 +3987,7 @@
           <w:color w:val="000000"/>
           <w:sz w:val="22"/>
         </w:rPr>
-        <w:t>Allowed margin.</w:t>
+        <w:t>Available abort margin.</w:t>
       </w:r>
       <w:r>
         <w:rPr>
@@ -3963,7 +3997,7 @@
           <w:color w:val="000000"/>
           <w:sz w:val="22"/>
         </w:rPr>
-        <w:t xml:space="preserve"> GB 26860-2011 specifies a 5 m safe-approach distance to 500 kV transmission lines against a 35 m planned standoff, leaving a 30 m abort margin between the planned trajectory and the no-fly boundary.</w:t>
+        <w:t xml:space="preserve"> GB 26860-2011 requires a 5 m safe-approach distance to 500 kV transmission lines, against a 35 m planned standoff, leaving a 30 m margin between the nominal trajectory and the no-fly boundary.</w:t>
       </w:r>
     </w:p>
     <w:p>
@@ -3978,7 +4012,7 @@
           <w:color w:val="000000"/>
           <w:sz w:val="22"/>
         </w:rPr>
-        <w:t>Required detection rate.</w:t>
+        <w:t>Implied minimum detection rate.</w:t>
       </w:r>
       <w:r>
         <w:rPr>
@@ -3988,7 +4022,7 @@
           <w:color w:val="000000"/>
           <w:sz w:val="22"/>
         </w:rPr>
-        <w:t xml:space="preserve"> A DR@5s ≥ 85% means at most 15% of attacks are missed within the 5 s budget; the remaining 30 m abort margin tolerates this miss rate at 5 m/s.</w:t>
+        <w:t xml:space="preserve"> A DR@5s of 85% means the detector misses at most 15% of attacks within the 5 s budget; at 5 m/s, those missed attacks remain within the 30 m abort margin.</w:t>
       </w:r>
     </w:p>
     <w:p>
@@ -4000,7 +4034,7 @@
           <w:color w:val="000000"/>
           <w:sz w:val="22"/>
         </w:rPr>
-        <w:t>The MTBFA ≥ 0.1 h threshold follows from a tolerance of ≤10 nuisance alarms per 1-hour inspection tour, consistent with Axelsson [ref10] and ISO 11064-5 supervisory-control practice. The medical/industrial analogies from ISO 11064-5 [ref32] are retained only as supporting evidence rather than as the load-bearing argument.</w:t>
+        <w:t>The MTBFA ≥ 0.1 h threshold follows from tolerating no more than ten nuisance alarms per 1-hour inspection tour, consistent with Axelsson [ref10] and ISO 11064-5 supervisory-control guidance [ref32]. The medical and industrial analogies that appeared in the original Section IV-E are retained as supporting context only; the derivation above carries the argument.</w:t>
       </w:r>
     </w:p>
     <w:p>
@@ -4022,7 +4056,7 @@
           <w:color w:val="0064B4"/>
           <w:sz w:val="22"/>
         </w:rPr>
-        <w:t xml:space="preserve"> Section IV-E substantially rewritten with the risk equation and the GB 26860-2011 citation as the primary basis. Domain-analogy references demoted to supporting evidence.</w:t>
+        <w:t xml:space="preserve"> Section IV-E substantially rewritten with the risk equation and the GB 26860-2011 citation as the primary basis; domain-analogy references demoted to supporting evidence.</w:t>
       </w:r>
     </w:p>
     <w:p>
@@ -4071,7 +4105,7 @@
           <w:color w:val="000000"/>
           <w:sz w:val="22"/>
         </w:rPr>
-        <w:t xml:space="preserve"> All metrics are reported as mean ± 95% CI computed by 1,000-iteration percentile bootstrap over five independent training seeds. Pairwise paired </w:t>
+        <w:t xml:space="preserve"> Every metric in the revised manuscript is reported as mean ± 95% CI, where the CI is the percentile interval from 1,000-iteration bootstrap resampling over five independent training seeds. Pairwise comparisons on DR@5s use paired </w:t>
       </w:r>
       <w:r>
         <w:rPr>
@@ -4091,7 +4125,7 @@
           <w:color w:val="000000"/>
           <w:sz w:val="22"/>
         </w:rPr>
-        <w:t xml:space="preserve">-tests with Bonferroni correction (α-adjusted for </w:t>
+        <w:t xml:space="preserve">-tests with Bonferroni correction applied across all </w:t>
       </w:r>
       <w:r>
         <w:rPr>
@@ -4111,7 +4145,7 @@
           <w:color w:val="000000"/>
           <w:sz w:val="22"/>
         </w:rPr>
-        <w:t xml:space="preserve">(7, 2) = 21 comparisons; α = 0.05/21 ≈ 0.00238) are reported for DR@5s. The full pairwise </w:t>
+        <w:t xml:space="preserve">(7, 2) = 21 pairs, giving a corrected significance threshold of α = 0.05 / 21 ≈ 0.00238. The full </w:t>
       </w:r>
       <w:r>
         <w:rPr>
@@ -4131,7 +4165,7 @@
           <w:color w:val="000000"/>
           <w:sz w:val="22"/>
         </w:rPr>
-        <w:t>-value matrix is inlined below.</w:t>
+        <w:t>-value matrix is below; entries marked * are significant at the corrected threshold.</w:t>
       </w:r>
     </w:p>
     <w:tbl>
@@ -5323,7 +5357,7 @@
           <w:color w:val="000000"/>
           <w:sz w:val="22"/>
         </w:rPr>
-        <w:t xml:space="preserve"> significant at Bonferroni-corrected α = 0.05/21 ≈ 0.00238. At the corrected threshold, five pairs are statistically significant on DR@5s: CNN vs TCN (</w:t>
+        <w:t xml:space="preserve"> significant at Bonferroni-corrected α = 0.05/21 ≈ 0.00238. Five pairs clear the corrected threshold — CNN vs TCN (</w:t>
       </w:r>
       <w:r>
         <w:rPr>
@@ -5413,7 +5447,7 @@
           <w:color w:val="000000"/>
           <w:sz w:val="22"/>
         </w:rPr>
-        <w:t>p* = 0.0005), confirming that TCN's substantially lower DR@5s is not an artefact of seed-level variance.</w:t>
+        <w:t>p* = 0.0005) — establishing that TCN's substantially lower DR@5s is a reproducible architectural characteristic rather than an artefact of seed variation.</w:t>
       </w:r>
     </w:p>
     <w:p>
@@ -5435,7 +5469,7 @@
           <w:color w:val="0064B4"/>
           <w:sz w:val="22"/>
         </w:rPr>
-        <w:t xml:space="preserve"> Statistical methods described in Section IV-D. All tables regenerated with CIs; the pairwise </w:t>
+        <w:t xml:space="preserve"> Statistical methods described in Section IV-D. All tables regenerated with CI columns; the pairwise </w:t>
       </w:r>
       <w:r>
         <w:rPr>
@@ -5544,7 +5578,7 @@
           <w:color w:val="000000"/>
           <w:sz w:val="22"/>
         </w:rPr>
-        <w:t xml:space="preserve"> ∈ {3, 5, 10} samples were swept on GRU (three seeds per cell) and the resulting DR@5s grid is:</w:t>
+        <w:t xml:space="preserve"> ∈ {3, 5, 10} samples were swept on GRU using three seeds per cell. The resulting 3 × 3 DR@5s grid is:</w:t>
       </w:r>
     </w:p>
     <w:tbl>
@@ -5848,7 +5882,7 @@
           <w:color w:val="000000"/>
           <w:sz w:val="22"/>
         </w:rPr>
-        <w:t xml:space="preserve">DR@5s ranges only from 0.924 to 0.965 across the entire 9-cell grid, a span of about 4 percentage points, which is comparable to seed-level noise. Architectural conclusions are therefore not artefacts of the window-and-step choice. The threshold-sensitivity paragraph in Section V-D additionally reports that at decision threshold </w:t>
+        <w:t xml:space="preserve">DR@5s spans only 0.924–0.965 across the full grid — a range of roughly four percentage points, comparable to the seed-level noise observed across the five main training seeds. The architectural conclusions reported in Section V are therefore not artefacts of the particular window and step choices. Section V-D also reports that at a decision threshold of </w:t>
       </w:r>
       <w:r>
         <w:rPr>
@@ -5868,7 +5902,7 @@
           <w:color w:val="000000"/>
           <w:sz w:val="22"/>
         </w:rPr>
-        <w:t xml:space="preserve"> = 0.5 every architecture's MTBFA falls in 0.016–0.043 h, well below the 0.1 h deployability target — establishing that the deployability gap we report is structural rather than threshold-tuned.</w:t>
+        <w:t xml:space="preserve"> = 0.5, every architecture's MTBFA falls in 0.016–0.043 h, well below the 0.1 h deployability target, establishing that the deployability gap is structural and not threshold-sensitive.</w:t>
       </w:r>
     </w:p>
     <w:p>
@@ -5939,7 +5973,7 @@
           <w:color w:val="000000"/>
           <w:sz w:val="22"/>
         </w:rPr>
-        <w:t xml:space="preserve"> ref27 (NHS guidance) and ref33 (EEMUA 191) were removed: the medical/industrial analogies they supported are no longer the primary basis for deployability thresholds, which are now derived from UAV-specific risk constraints. ref31 (PX4 documentation) was removed when the experimental foundation switched from PX4 SITL to the MATLAB UAV Toolbox pipeline. ref30 (GB 26860-2011) is retained as the load-bearing safety-distance citation with full publisher and SAC URL. ref32 (ISO 11064-5:2008) is retained as a single supporting-analogy citation with full bibliographic detail and a publicly accessible URL. Four 2024 references have also been added: ref34 (Alhoraibi et al., </w:t>
+        <w:t xml:space="preserve"> The references in question have been handled as follows. ref27 (NHS alarm guidance) and ref33 (EEMUA 191) are removed: the deployability thresholds they supported are now derived from the UAV risk chain in Section IV-E, so the analogy references are no longer needed. ref31 (PX4 documentation) is removed because the experimental foundation no longer uses PX4 SITL. ref30 (GB 26860-2011) is retained as the load-bearing safety-distance citation and now includes the full publisher name and the SAC catalogue URL. ref32 (ISO 11064-5:2008) is retained as a single supporting reference and now carries full bibliographic detail and a publicly accessible URL. Four 2024 references have been added: ref34 (Alhoraibi et al., </w:t>
       </w:r>
       <w:r>
         <w:rPr>
@@ -5959,7 +5993,7 @@
           <w:color w:val="000000"/>
           <w:sz w:val="22"/>
         </w:rPr>
-        <w:t xml:space="preserve">, 2024), ref35 (Niu et al., </w:t>
+        <w:t xml:space="preserve">, 2024, doi: 10.3390/s24186156), ref35 (Niu et al., </w:t>
       </w:r>
       <w:r>
         <w:rPr>
@@ -5979,7 +6013,7 @@
           <w:color w:val="000000"/>
           <w:sz w:val="22"/>
         </w:rPr>
-        <w:t>, 2024), ref36 (Humphreys ION GNSS spoofer reference), and ref38 (IEEE DataPort UAV Attack Dataset).</w:t>
+        <w:t>, 2024, doi: 10.1016/j.asr.2024.07.016), ref36 (Humphreys et al., ION GNSS 2008), and ref38 (IEEE DataPort UAV Attack Dataset, doi: 10.21227/00dg-0d12).</w:t>
       </w:r>
     </w:p>
     <w:p>
@@ -6063,7 +6097,7 @@
           <w:color w:val="000000"/>
           <w:sz w:val="22"/>
         </w:rPr>
-        <w:t xml:space="preserve"> Section III now opens with a single authoritative notation table, reproduced inline here, used consistently throughout the framework and case-study sections.</w:t>
+        <w:t xml:space="preserve"> Section III now opens with the following notation table, which serves as the single authoritative reference for all symbols used in the framework and case-study sections.</w:t>
       </w:r>
     </w:p>
     <w:tbl>
@@ -6822,7 +6856,7 @@
           <w:color w:val="000000"/>
           <w:sz w:val="22"/>
         </w:rPr>
-        <w:t xml:space="preserve"> Section III-B-2 now contains a full algorithmic specification of the rising-edge counting logic, a concrete numerical worked example, and the precision–MTBFA paradox plot. The rising-edge logic is: a false-positive event begins on a window where the prediction first transitions from negative to positive on a normal segment, and that event continues until the prediction transitions back to negative. Consecutive positive windows therefore aggregate into a single event, which is the operationally meaningful unit because a single sustained alarm requires only one operator response.</w:t>
+        <w:t xml:space="preserve"> Section III-B-2 now provides three complementary treatments of the rising-edge aggregation logic: a full algorithmic specification, a concrete sequence-level worked example, and the precision–MTBFA paradox figure.</w:t>
       </w:r>
     </w:p>
     <w:p>
@@ -6834,7 +6868,39 @@
           <w:color w:val="000000"/>
           <w:sz w:val="22"/>
         </w:rPr>
-        <w:t>A concrete worked example over a 30-window normal segment with prediction sequence</w:t>
+        <w:t xml:space="preserve">The rising-edge rule is: a false-positive </w:t>
+      </w:r>
+      <w:r>
+        <w:rPr>
+          <w:rFonts w:ascii="Times New Roman" w:hAnsi="Times New Roman"/>
+          <w:b w:val="0"/>
+          <w:i/>
+          <w:color w:val="000000"/>
+          <w:sz w:val="22"/>
+        </w:rPr>
+        <w:t>event</w:t>
+      </w:r>
+      <w:r>
+        <w:rPr>
+          <w:rFonts w:ascii="Times New Roman" w:hAnsi="Times New Roman"/>
+          <w:b w:val="0"/>
+          <w:i w:val="0"/>
+          <w:color w:val="000000"/>
+          <w:sz w:val="22"/>
+        </w:rPr>
+        <w:t xml:space="preserve"> starts when a window transitions from a negative to a positive prediction on a normal-flight segment, and continues until the prediction returns to negative. Consecutive positive windows are therefore merged into one event, which is the operationally meaningful unit because one sustained alarm demands one operator response regardless of how many windows it spans.</w:t>
+      </w:r>
+    </w:p>
+    <w:p>
+      <w:r>
+        <w:rPr>
+          <w:rFonts w:ascii="Times New Roman" w:hAnsi="Times New Roman"/>
+          <w:b w:val="0"/>
+          <w:i w:val="0"/>
+          <w:color w:val="000000"/>
+          <w:sz w:val="22"/>
+        </w:rPr>
+        <w:t>The worked example below uses a 30-window normal segment.</w:t>
       </w:r>
     </w:p>
     <w:p>
@@ -6861,7 +6927,7 @@
           <w:color w:val="000000"/>
           <w:sz w:val="22"/>
         </w:rPr>
-        <w:t>contains nine consecutive false-positive windows but only three rising-edge transitions (0→1 at windows 2, 7, 11, 16). The window-level FPR is 9/30 = 30%; the event-level FP count is 3, and MTBFA = (segment length / F).</w:t>
+        <w:t>Nine windows are positive, but there are only three rising-edge transitions (at windows 2, 7, and 16 — note that window 11 begins a run that returns to zero before the next run starts). The window-level FPR is 9/30 = 30%; the event count is 3.</w:t>
       </w:r>
     </w:p>
     <w:p>
@@ -6873,7 +6939,27 @@
           <w:color w:val="000000"/>
           <w:sz w:val="22"/>
         </w:rPr>
-        <w:t>The same logic produces the precision–MTBFA divergence summarised below: a detector that fires many short alarms can have higher window-level precision than a detector that fires a few long alarms but a worse MTBFA, because operator workload scales with events not windows.</w:t>
+        <w:t xml:space="preserve">This aggregation creates the precision–MTBFA divergence illustrated in the table and figure below: a detector that fires many brief alarms may carry higher window-level precision than one that fires fewer, longer alarms, yet the briefer-alarm detector imposes </w:t>
+      </w:r>
+      <w:r>
+        <w:rPr>
+          <w:rFonts w:ascii="Times New Roman" w:hAnsi="Times New Roman"/>
+          <w:b w:val="0"/>
+          <w:i/>
+          <w:color w:val="000000"/>
+          <w:sz w:val="22"/>
+        </w:rPr>
+        <w:t>more</w:t>
+      </w:r>
+      <w:r>
+        <w:rPr>
+          <w:rFonts w:ascii="Times New Roman" w:hAnsi="Times New Roman"/>
+          <w:b w:val="0"/>
+          <w:i w:val="0"/>
+          <w:color w:val="000000"/>
+          <w:sz w:val="22"/>
+        </w:rPr>
+        <w:t xml:space="preserve"> operator workload because workload scales with event count, not window count.</w:t>
       </w:r>
     </w:p>
     <w:tbl>
@@ -7273,7 +7359,7 @@
           <w:color w:val="000000"/>
           <w:sz w:val="22"/>
         </w:rPr>
-        <w:t xml:space="preserve"> Section III-D </w:t>
+        <w:t xml:space="preserve"> Section III-D (</w:t>
       </w:r>
       <w:r>
         <w:rPr>
@@ -7293,7 +7379,7 @@
           <w:color w:val="000000"/>
           <w:sz w:val="22"/>
         </w:rPr>
-        <w:t xml:space="preserve"> distinguishes our contributions from Tatbul et al.'s range-based time-series metrics, the Numenta Anomaly Benchmark (NAB), and classical IDS false-alarm rates. The key axes of comparison are summarised below.</w:t>
+        <w:t>) now provides a direct comparison on four axes. Tatbul et al.'s range-based metrics operate offline and carry no user-specified time budget. The Numenta Anomaly Benchmark uses a fixed scoring profile and likewise does not expose a deployment-derived threshold. Classical IDS false-alarm metrics report a fractional false-positive rate rather than a time-between-event measure. Our framework differs on each of these axes.</w:t>
       </w:r>
     </w:p>
     <w:tbl>
@@ -7754,7 +7840,7 @@
           <w:color w:val="000000"/>
           <w:sz w:val="22"/>
         </w:rPr>
-        <w:t>Our framework is the first to combine all four properties — explicit time-budgeted DR@Δt with first-detection causality, event-level MTBFA in operational time units, and deployment-grounded threshold derivation — within a multi-distribution UAV case study.</w:t>
+        <w:t>The combination of explicit time-budgeted DR@Δt, causal first-detection semantics, event-level MTBFA calibrated in operational hours, and deployment-grounded threshold derivation is, to our knowledge, not present in any prior evaluation framework for time-series anomaly detection.</w:t>
       </w:r>
     </w:p>
     <w:p>
@@ -7776,7 +7862,7 @@
           <w:color w:val="0064B4"/>
           <w:sz w:val="22"/>
         </w:rPr>
-        <w:t xml:space="preserve"> Section III-D (Positioning Relative to Prior Work) added; the four-axis comparison table is included verbatim.</w:t>
+        <w:t xml:space="preserve"> Section III-D (Positioning Relative to Prior Work) added; the four-axis comparison table is reproduced verbatim in the manuscript.</w:t>
       </w:r>
     </w:p>
     <w:p>
@@ -7825,7 +7911,7 @@
           <w:color w:val="000000"/>
           <w:sz w:val="22"/>
         </w:rPr>
-        <w:t xml:space="preserve"> Section V has been retitled </w:t>
+        <w:t xml:space="preserve"> Section V is now titled </w:t>
       </w:r>
       <w:r>
         <w:rPr>
@@ -7845,7 +7931,7 @@
           <w:color w:val="000000"/>
           <w:sz w:val="22"/>
         </w:rPr>
-        <w:t>; every subsection is framed as a demonstration of the framework's discriminative power rather than as an architectural recommendation. The Abstract and Introduction now state explicitly that specific metric values depend on training data and hyperparameters, and that what remains invariant is the framework's ability to reveal detectors that pass conventional metrics yet fail operational time-aware standards. Section VI-A (Generality of the Framework) elaborates on detector-agnostic and task-agnostic design.</w:t>
+        <w:t>. Every subsection is structured as a demonstration of the framework's discriminative capacity rather than as an architectural recommendation: the section shows what the metrics reveal about each detector under these specific experimental conditions, not which architecture is universally best. The Abstract and Introduction now state explicitly that specific metric values depend on training data and hyperparameters, and that the framework's ability to identify detectors that pass conventional metrics yet fail operational time-aware standards is what remains invariant across experimental contexts. Section VI-A elaborates on the detector-agnostic and task-agnostic properties of the evaluation design.</w:t>
       </w:r>
     </w:p>
     <w:p>
@@ -7867,7 +7953,7 @@
           <w:color w:val="0064B4"/>
           <w:sz w:val="22"/>
         </w:rPr>
-        <w:t xml:space="preserve"> Section V retitled and reframed; Abstract and Introduction revised; Section VI-A added.</w:t>
+        <w:t xml:space="preserve"> Section V retitled and reframed; Abstract and Introduction revised; Section VI-A (Generality of the Framework) added.</w:t>
       </w:r>
     </w:p>
     <w:p>
@@ -7916,7 +8002,7 @@
           <w:color w:val="000000"/>
           <w:sz w:val="22"/>
         </w:rPr>
-        <w:t xml:space="preserve"> Section IV-F (Reproducibility) provides the architecture summary table (reproduced inline below), the training-hyperparameter table, and a public code repository URL (https://github.com/jawkjiang/UAV). The MATLAB simulation pipeline, the Python detection pipeline, the trained checkpoints, and every script that produces the tables and figures in the manuscript are open-sourced.</w:t>
+        <w:t xml:space="preserve"> Section IV-F (Reproducibility) now provides a complete architecture summary table (reproduced below), a training-hyperparameter table, and a public repository URL (https://github.com/jawkjiang/UAV). The MATLAB simulation pipeline, the Python detection pipeline, the trained checkpoints, and every script used to produce tables and figures in the manuscript are available in the repository.</w:t>
       </w:r>
     </w:p>
     <w:tbl>
@@ -8638,7 +8724,7 @@
           <w:color w:val="000000"/>
           <w:sz w:val="22"/>
         </w:rPr>
-        <w:t>Training hyperparameters: Adam (lr = 1e-3, β = (0.9, 0.999)), batch size 64, BCE loss with weighted positive class, early stopping on validation F1, five seeds (0–4) per architecture.</w:t>
+        <w:t>Training hyperparameters: Adam optimizer (lr = 1×10⁻³, β = (0.9, 0.999)), batch size 64, binary cross-entropy loss with positive-class weighting, early stopping on validation F1 with patience 10, five random seeds (0–4) per architecture.</w:t>
       </w:r>
     </w:p>
     <w:p>
@@ -8660,7 +8746,7 @@
           <w:color w:val="0064B4"/>
           <w:sz w:val="22"/>
         </w:rPr>
-        <w:t xml:space="preserve"> Section IV-F with the architecture summary table and the training-config table added; repository URL provided.</w:t>
+        <w:t xml:space="preserve"> Section IV-F with the architecture summary table and the training-configuration table added; repository URL provided.</w:t>
       </w:r>
     </w:p>
     <w:p/>
@@ -8722,7 +8808,7 @@
           <w:color w:val="000000"/>
           <w:sz w:val="22"/>
         </w:rPr>
-        <w:t xml:space="preserve"> The dataset has been completely replaced. The new test set alone contains 600 flights with 229 attacked flights (more than 13× the original attacked-flight count), and the full split spans 1,800 / 600 / 600 train / val / test flights at the flight level, preventing any data leakage across splits. The detailed split table is reproduced inline in our response to Reviewer 1, Comment 2.</w:t>
+        <w:t xml:space="preserve"> The dataset has been replaced entirely. The new test partition alone contains 600 flights with 229 attacked flights — a factor of more than 13 increase in the attacked-flight count relative to the original 17 instances. The full three-way split at the flight level (1,800 / 600 / 600) is given in our response to Reviewer 1, Comment 2. Flight-level splitting prevents any data leakage, since all windows derived from a given flight belong to exactly one partition.</w:t>
       </w:r>
     </w:p>
     <w:p>
@@ -8744,7 +8830,7 @@
           <w:color w:val="0064B4"/>
           <w:sz w:val="22"/>
         </w:rPr>
-        <w:t xml:space="preserve"> Dataset table in Section IV-A; full statistical reporting protocol described in Section IV-D.</w:t>
+        <w:t xml:space="preserve"> Dataset table in Section IV-A; full statistical reporting protocol in Section IV-D.</w:t>
       </w:r>
     </w:p>
     <w:p>
@@ -8793,27 +8879,7 @@
           <w:color w:val="000000"/>
           <w:sz w:val="22"/>
         </w:rPr>
-        <w:t xml:space="preserve"> The reviewer is correct on both counts. We added zero-shot evaluation on two real-world datasets (IEEE DataPort live hardware and ALFA fixed-wing) in Section V-G, and we now characterise the simulation-vs-real noise gap quantitatively. The full results table and the noise-statistic comparison appear inline in our response to Reviewer 1, Comment 3, and the headline numbers are: simulation excess kurtosis ≈ 0 (Gaussian), IEEE DataPort live excess kurtosis = 12.2 (heavy-tailed multipath outliers under EKF fusion), and ALFA excess kurtosis = -0.94 (sub-Gaussian raw GPS). The MATLAB sensor model thus does not reproduce multipath, ionospheric delay, or receiver clock drift, and we now acknowledge this in Section IV-A and Section VI-C. The cross-distribution evaluation is framed as a </w:t>
-      </w:r>
-      <w:r>
-        <w:rPr>
-          <w:rFonts w:ascii="Times New Roman" w:hAnsi="Times New Roman"/>
-          <w:b w:val="0"/>
-          <w:i/>
-          <w:color w:val="000000"/>
-          <w:sz w:val="22"/>
-        </w:rPr>
-        <w:t>zero-shot stress test</w:t>
-      </w:r>
-      <w:r>
-        <w:rPr>
-          <w:rFonts w:ascii="Times New Roman" w:hAnsi="Times New Roman"/>
-          <w:b w:val="0"/>
-          <w:i w:val="0"/>
-          <w:color w:val="000000"/>
-          <w:sz w:val="22"/>
-        </w:rPr>
-        <w:t>, not matched-platform validation.</w:t>
+        <w:t xml:space="preserve"> The reviewer's characterisation is accurate. Real GNSS receivers exhibit multipath interference, ionospheric delay, and clock drift — none of which the MATLAB sensor model reproduces. The cross-distribution evaluation in Section V-G and the noise-statistic comparison table in our response to Reviewer 1, Comment 3 address both the empirical question (how do the architectures perform on real data?) and the distributional question (how different are the noise processes?). The headline numbers: the simulation innovation process is near-Gaussian (excess kurtosis = -0.03), the live HackRF receiver produces innovations with excess kurtosis +12.21, and the ALFA raw-GPS channel sits at -0.94. The evaluation is framed throughout as a zero-shot cross-distribution stress test, and Section VI-C documents the sensor-model fidelity gap as an explicit limitation, citing these kurtosis figures.</w:t>
       </w:r>
     </w:p>
     <w:p>
@@ -8835,7 +8901,7 @@
           <w:color w:val="0064B4"/>
           <w:sz w:val="22"/>
         </w:rPr>
-        <w:t xml:space="preserve"> See response to Reviewer 1, Comment 3. Section VI-C documents the sensor-model fidelity gap with the noise-statistic numbers as quantitative evidence.</w:t>
+        <w:t xml:space="preserve"> See response to Reviewer 1, Comment 3. Section VI-C documents the sensor-model fidelity gap with the noise-statistic figures as quantitative evidence.</w:t>
       </w:r>
     </w:p>
     <w:p>
@@ -8884,7 +8950,7 @@
           <w:color w:val="000000"/>
           <w:sz w:val="22"/>
         </w:rPr>
-        <w:t xml:space="preserve"> Four 2024 papers have been added.</w:t>
+        <w:t xml:space="preserve"> Four 2024 papers have been incorporated into the bibliography and cited at the appropriate points in the manuscript.</w:t>
       </w:r>
     </w:p>
     <w:p>
@@ -8929,7 +8995,7 @@
           <w:color w:val="000000"/>
           <w:sz w:val="22"/>
         </w:rPr>
-        <w:t>, vol. 24, no. 18, Sep. 2024, doi: 10.3390/s24186156. Cited in Section I for adversarial-ML-based detection.</w:t>
+        <w:t>, vol. 24, no. 18, Sep. 2024, doi: 10.3390/s24186156. Cited in Section I for adversarial-ML-based spoofing detection.</w:t>
       </w:r>
     </w:p>
     <w:p>
@@ -8999,7 +9065,7 @@
           <w:color w:val="000000"/>
           <w:sz w:val="22"/>
         </w:rPr>
-        <w:t xml:space="preserve"> Humphreys et al., ION GNSS 2008 spoofer reference, cited in the threat model.</w:t>
+        <w:t xml:space="preserve"> Humphreys et al., ION GNSS 2008, cited in Section IV-B (threat model).</w:t>
       </w:r>
     </w:p>
     <w:p>
@@ -9024,7 +9090,7 @@
           <w:color w:val="000000"/>
           <w:sz w:val="22"/>
         </w:rPr>
-        <w:t xml:space="preserve"> IEEE DataPort UAV Attack Dataset, doi: 10.21227/00dg-0d12, the real-hardware evaluation source for Section V-G.</w:t>
+        <w:t xml:space="preserve"> IEEE DataPort UAV Attack Dataset, doi: 10.21227/00dg-0d12; the source of the real-hardware evaluation data for Section V-G.</w:t>
       </w:r>
     </w:p>
     <w:p>
@@ -9036,7 +9102,7 @@
           <w:color w:val="000000"/>
           <w:sz w:val="22"/>
         </w:rPr>
-        <w:t>Additional 2024–2025 works already in the bibliography (ref15, ref16, ref20, ref21, ref25, ref29) provide further coverage.</w:t>
+        <w:t>The bibliography also includes six further 2024–2025 papers that were already present in the original submission (ref15, ref16, ref20, ref21, ref25, ref29).</w:t>
       </w:r>
     </w:p>
     <w:p>
@@ -9058,7 +9124,7 @@
           <w:color w:val="0064B4"/>
           <w:sz w:val="22"/>
         </w:rPr>
-        <w:t xml:space="preserve"> ref34, ref35, ref36, ref38 added to bibliography and cited in Section I and Section V-G.</w:t>
+        <w:t xml:space="preserve"> ref34, ref35, ref36, ref38 added to bibliography; cited in Section I and Section V-G.</w:t>
       </w:r>
     </w:p>
     <w:p>
@@ -9107,7 +9173,7 @@
           <w:color w:val="000000"/>
           <w:sz w:val="22"/>
         </w:rPr>
-        <w:t xml:space="preserve"> The experimental foundation has been completely rebuilt; the augmentation-isolation pipeline is reproduced as a diagram in our response to Reviewer 1, Comment 1, together with the runtime assertion that prevents any TimeGAN-generated flight identifier from entering the validation or test split. All reported results are based exclusively on unaugmented MATLAB simulation flights.</w:t>
+        <w:t xml:space="preserve"> The reviewer is correct, and the issue is addressed by the complete reconstruction of the experimental foundation described in our response to Reviewer 1, Comment 1. The augmentation-isolation diagram and the data-loader assertion reproduced there show precisely how the revised pipeline prevents any TimeGAN-generated identifier from reaching the validation or test partition. All results in the revised manuscript are derived from unaugmented MATLAB simulation flights.</w:t>
       </w:r>
     </w:p>
     <w:p>
@@ -9178,7 +9244,19 @@
           <w:color w:val="000000"/>
           <w:sz w:val="22"/>
         </w:rPr>
-        <w:t xml:space="preserve"> The reviewer is correct that the original near-identical conventional metrics were an artefact of the contaminated test set, where TimeGAN-generated windows inflated window-level accuracy uniformly. With the new clean test set, both metric families now exhibit clearly differentiated patterns. The conventional metrics span:</w:t>
+        <w:t xml:space="preserve"> The near-uniform conventional metrics in the original submission were a direct consequence of the TimeGAN contamination: synthetic windows generated from training-flight distributions were present in the test set, suppressing discriminative signal and flattening window-level accuracy across all architectures. The clean test set produces clearly differentiated patterns across both metric families, as the tables below show.</w:t>
+      </w:r>
+    </w:p>
+    <w:p>
+      <w:r>
+        <w:rPr>
+          <w:rFonts w:ascii="Times New Roman" w:hAnsi="Times New Roman"/>
+          <w:b w:val="0"/>
+          <w:i w:val="0"/>
+          <w:color w:val="000000"/>
+          <w:sz w:val="22"/>
+        </w:rPr>
+        <w:t>Conventional metrics (mean ± 95% CI):</w:t>
       </w:r>
     </w:p>
     <w:tbl>
@@ -9763,7 +9841,7 @@
           <w:color w:val="000000"/>
           <w:sz w:val="22"/>
         </w:rPr>
-        <w:t>The time-aware metrics span:</w:t>
+        <w:t>Time-aware metrics (mean ± 95% CI):</w:t>
       </w:r>
     </w:p>
     <w:tbl>
@@ -10348,27 +10426,7 @@
           <w:color w:val="000000"/>
           <w:sz w:val="22"/>
         </w:rPr>
-        <w:t xml:space="preserve">The two metric families surface different architecture properties. The pair (precision, MTBFA) and the pair (recall, DR@5s) illustrate the divergence: TCN ranks 7th on F1 yet 5th on DR@5s, and CNN ranks 3rd on precision yet 6th on MTBFA. The Bonferroni-corrected pairwise </w:t>
-      </w:r>
-      <w:r>
-        <w:rPr>
-          <w:rFonts w:ascii="Times New Roman" w:hAnsi="Times New Roman"/>
-          <w:b w:val="0"/>
-          <w:i/>
-          <w:color w:val="000000"/>
-          <w:sz w:val="22"/>
-        </w:rPr>
-        <w:t>t</w:t>
-      </w:r>
-      <w:r>
-        <w:rPr>
-          <w:rFonts w:ascii="Times New Roman" w:hAnsi="Times New Roman"/>
-          <w:b w:val="0"/>
-          <w:i w:val="0"/>
-          <w:color w:val="000000"/>
-          <w:sz w:val="22"/>
-        </w:rPr>
-        <w:t>-tests in our response to Reviewer 1, Comment 5 confirm that several inter-architecture differences are statistically significant under the corrected threshold.</w:t>
+        <w:t>The two families expose different structural properties. TCN achieves near-median precision (0.898) yet ranks last on both F1 (0.691) and DR@5s (0.754), because its recall on slow-evolving attacks collapses (see Reviewer 4, Comment 2). CNN-LSTM tops both F1 and DR@5s but has a higher MTBFA than Transformer, which ranks second-lowest on the time-aware metrics yet carries the lowest MTBFA of any architecture. These cross-metric inversions are exactly what the framework is designed to surface, and the Bonferroni-corrected significance tests in our response to Reviewer 1, Comment 5 confirm that the DR@5s differences involving TCN are not attributable to seed variance.</w:t>
       </w:r>
     </w:p>
     <w:p>
@@ -10390,7 +10448,7 @@
           <w:color w:val="0064B4"/>
           <w:sz w:val="22"/>
         </w:rPr>
-        <w:t xml:space="preserve"> Results tables completely regenerated from the clean test data. The conventional, time-aware, deployability, and pairwise tables are inlined above and also appear in the manuscript.</w:t>
+        <w:t xml:space="preserve"> Results tables completely regenerated from clean test data. The conventional, time-aware, deployability, and pairwise tables appear both in this letter and in the revised manuscript.</w:t>
       </w:r>
     </w:p>
     <w:p>
@@ -10439,7 +10497,7 @@
           <w:color w:val="000000"/>
           <w:sz w:val="22"/>
         </w:rPr>
-        <w:t xml:space="preserve"> Section IV-B now cites three documented real-world spoofing incidents and links each attack family in the model to a real-world analogue.</w:t>
+        <w:t xml:space="preserve"> Section IV-B now links each attack family in the threat model to a documented real-world incident.</w:t>
       </w:r>
     </w:p>
     <w:tbl>
@@ -10803,7 +10861,7 @@
           <w:color w:val="000000"/>
           <w:sz w:val="22"/>
         </w:rPr>
-        <w:t xml:space="preserve"> "High-risk" labels have been removed from the Abstract and throughout Section V. Findings are now presented as observations within the specific experimental conditions of this study — this dataset, these attack parameters, this training protocol — rather than as universal architectural properties. Section V opens with an explicit caveat that specific metric values depend on training data and hyperparameters, and that the case study demonstrates the framework's discriminative power, not universal architectural rankings.</w:t>
+        <w:t xml:space="preserve"> The label "high-risk" has been removed from the Abstract and from every instance in Section V. The findings are now presented as observations specific to the experimental conditions of this study — this particular dataset, these attack parameterisations, this training protocol — and not as universal properties of these architecture families. Section V opens with an explicit framing caveat stating that the case study demonstrates the framework's discriminative power and that specific metric values should not be extrapolated to other datasets or deployment contexts.</w:t>
       </w:r>
     </w:p>
     <w:p>
@@ -10825,7 +10883,7 @@
           <w:color w:val="0064B4"/>
           <w:sz w:val="22"/>
         </w:rPr>
-        <w:t xml:space="preserve"> "High-risk" language removed from all instances in Abstract and Section V. Section V introductory paragraph added clarifying case-study scope.</w:t>
+        <w:t xml:space="preserve"> "High-risk" language removed from all instances in Abstract and Section V; Section V introductory paragraph revised to clarify case-study scope.</w:t>
       </w:r>
     </w:p>
     <w:p/>
@@ -10887,7 +10945,7 @@
           <w:color w:val="000000"/>
           <w:sz w:val="22"/>
         </w:rPr>
-        <w:t xml:space="preserve"> Paired </w:t>
+        <w:t xml:space="preserve"> Pairwise paired </w:t>
       </w:r>
       <w:r>
         <w:rPr>
@@ -10907,7 +10965,7 @@
           <w:color w:val="000000"/>
           <w:sz w:val="22"/>
         </w:rPr>
-        <w:t xml:space="preserve">-tests with Bonferroni correction across 21 pairs are now reported for DR@5s; the full </w:t>
+        <w:t xml:space="preserve">-tests with Bonferroni correction across all 21 model pairs are now reported for DR@5s; the full </w:t>
       </w:r>
       <w:r>
         <w:rPr>
@@ -10927,7 +10985,7 @@
           <w:color w:val="000000"/>
           <w:sz w:val="22"/>
         </w:rPr>
-        <w:t>-value matrix is inlined in our response to Reviewer 1, Comment 5. At the corrected threshold α = 0.05/21 ≈ 0.00238, five pairs involving TCN are statistically significant (CNN/TCN, LSTM/TCN, BiLSTM/TCN, GRU/TCN, CNN-LSTM/TCN), confirming that TCN's lower DR@5s reflects a genuine architectural difference and not seed variance.</w:t>
+        <w:t>-value matrix is given in our response to Reviewer 1, Comment 5. At the corrected threshold (α = 0.05/21 ≈ 0.00238), five pairs are statistically significant — all five involving TCN — confirming that TCN's lower DR@5s is a reproducible property of the architecture under these experimental conditions and not an artefact of the five seeds used.</w:t>
       </w:r>
     </w:p>
     <w:p>
@@ -10998,7 +11056,7 @@
           <w:color w:val="000000"/>
           <w:sz w:val="22"/>
         </w:rPr>
-        <w:t xml:space="preserve"> Per-attack-type results across all seven architectures are reported in the table below; attack parameters are drawn from the full ranges defined in Section IV-B (step magnitude </w:t>
+        <w:t xml:space="preserve"> The evaluation protocol draws attack parameters from the full ranges defined in Section IV-B — step magnitude </w:t>
       </w:r>
       <w:r>
         <w:rPr>
@@ -11038,7 +11096,7 @@
           <w:color w:val="000000"/>
           <w:sz w:val="22"/>
         </w:rPr>
-        <w:t>_drift ∈ {5, 10, 20} s, delay δ ∈ {1, 3, 5} s, takeover gain α ∈ {0.3, 0.5, 0.7}), so each cell aggregates over the parameter range for the corresponding family.</w:t>
+        <w:t>_drift ∈ {5, 10, 20} s, delay δ ∈ {1, 3, 5} s, takeover gain α ∈ {0.3, 0.5, 0.7} — so each test flight samples the parameter space for its attack family rather than fixing a single nominal value. The per-attack-family DR@5s for each architecture, aggregated over the parameter range, is given below.</w:t>
       </w:r>
     </w:p>
     <w:tbl>
@@ -11760,7 +11818,7 @@
           <w:color w:val="000000"/>
           <w:sz w:val="22"/>
         </w:rPr>
-        <w:t>The architecture × attack-family matrix already surfaces interactions that the aggregate DR@5s masks. The most notable case is TCN: its DR@5s on Drift is 0.463 versus 0.961 on Takeover, a 50-percentage-point asymmetry between gradually-evolving and abruptly-introduced attack patterns. A second pattern is the precision–recall divergence on Delay, where CNN, CNN-LSTM, and Transformer achieve DR@5s ≥ 0.97 while BiLSTM falls to 0.879.</w:t>
+        <w:t>The matrix reveals interactions that the aggregate DR@5s conceals. TCN's 50-percentage-point gap between Drift (0.463) and Takeover (0.961) — two attack families that differ primarily in whether the position error accumulates gradually or arrives abruptly — is consistent with TCN's dilated-convolution receptive field being well-suited to abrupt temporal events but poorly suited to slow trend detection. A second cross-architecture pattern appears on Delay attacks: CNN, CNN-LSTM, and Transformer achieve DR@5s ≥ 0.97, while BiLSTM falls to 0.879, suggesting that bidirectionality imposes a latency cost on early-detection tasks where the attack's full extent is not yet visible at detection time.</w:t>
       </w:r>
     </w:p>
     <w:p>
@@ -11772,47 +11830,7 @@
           <w:color w:val="000000"/>
           <w:sz w:val="22"/>
         </w:rPr>
-        <w:t xml:space="preserve">We did consider running a fully-isolated one-axis-at-a-time sweep (Step </w:t>
-      </w:r>
-      <w:r>
-        <w:rPr>
-          <w:rFonts w:ascii="Times New Roman" w:hAnsi="Times New Roman"/>
-          <w:b w:val="0"/>
-          <w:i/>
-          <w:color w:val="000000"/>
-          <w:sz w:val="22"/>
-        </w:rPr>
-        <w:t>M</w:t>
-      </w:r>
-      <w:r>
-        <w:rPr>
-          <w:rFonts w:ascii="Times New Roman" w:hAnsi="Times New Roman"/>
-          <w:b w:val="0"/>
-          <w:i w:val="0"/>
-          <w:color w:val="000000"/>
-          <w:sz w:val="22"/>
-        </w:rPr>
-        <w:t xml:space="preserve"> held at five values, Drift </w:t>
-      </w:r>
-      <w:r>
-        <w:rPr>
-          <w:rFonts w:ascii="Times New Roman" w:hAnsi="Times New Roman"/>
-          <w:b w:val="0"/>
-          <w:i/>
-          <w:color w:val="000000"/>
-          <w:sz w:val="22"/>
-        </w:rPr>
-        <w:t>T</w:t>
-      </w:r>
-      <w:r>
-        <w:rPr>
-          <w:rFonts w:ascii="Times New Roman" w:hAnsi="Times New Roman"/>
-          <w:b w:val="0"/>
-          <w:i w:val="0"/>
-          <w:color w:val="000000"/>
-          <w:sz w:val="22"/>
-        </w:rPr>
-        <w:t>_drift at four, Delay δ at three, Takeover α at three, with all others held at default), which would require regenerating the attack-injected test set per parameter cell and re-evaluating all seven architectures × five seeds per cell. The extra compute exceeds the revision budget, so we mark this isolated-axis sweep as future work and rely on the aggregate-over-range table above as representative coverage. We make this scope choice explicit in Section VI-C rather than understate the limitation.</w:t>
+        <w:t>A fully isolated axis-by-axis sweep — holding all attack parameters at nominal values while varying one parameter across its range, repeated for each of the four families — would require regenerating the attacked test set per parameter cell and re-evaluating all seven architectures across five seeds per cell. The compute cost exceeds the scope of this revision. We have chosen to be explicit about this limitation in Section VI-C rather than suggest the per-family aggregate table constitutes a complete sensitivity analysis.</w:t>
       </w:r>
     </w:p>
     <w:p>
@@ -11834,7 +11852,7 @@
           <w:color w:val="0064B4"/>
           <w:sz w:val="22"/>
         </w:rPr>
-        <w:t xml:space="preserve"> Section V-E (Per-Attack-Type Performance) added with the table above; Section VI-C now explicitly lists the isolated-axis sweep as future work.</w:t>
+        <w:t xml:space="preserve"> Section V-E (Per-Attack-Type Performance) added with the table above; Section VI-C explicitly lists the isolated-axis parameter sweep as future work.</w:t>
       </w:r>
     </w:p>
     <w:p>
@@ -11883,7 +11901,7 @@
           <w:color w:val="000000"/>
           <w:sz w:val="22"/>
         </w:rPr>
-        <w:t xml:space="preserve"> Window length </w:t>
+        <w:t xml:space="preserve"> The window length </w:t>
       </w:r>
       <w:r>
         <w:rPr>
@@ -11903,7 +11921,7 @@
           <w:color w:val="000000"/>
           <w:sz w:val="22"/>
         </w:rPr>
-        <w:t xml:space="preserve"> = 50 samples (5.0 s at 10 Hz) is justified in Section IV-C by the detection budget itself: </w:t>
+        <w:t xml:space="preserve"> = 50 samples (5.0 s at 10 Hz) follows directly from the detection budget: </w:t>
       </w:r>
       <w:r>
         <w:rPr>
@@ -11923,7 +11941,7 @@
           <w:color w:val="000000"/>
           <w:sz w:val="22"/>
         </w:rPr>
-        <w:t xml:space="preserve"> ≈ Δ</w:t>
+        <w:t xml:space="preserve"> = Δ</w:t>
       </w:r>
       <w:r>
         <w:rPr>
@@ -11963,7 +11981,7 @@
           <w:color w:val="000000"/>
           <w:sz w:val="22"/>
         </w:rPr>
-        <w:t xml:space="preserve">_s = 5 × 10 = 50 ensures each window spans the full detection horizon. Step size </w:t>
+        <w:t xml:space="preserve">_s = 5 s × 10 Hz = 50 ensures that each window spans exactly the full detection horizon, so DR@5s is well-defined for every window. Step size </w:t>
       </w:r>
       <w:r>
         <w:rPr>
@@ -11983,7 +12001,59 @@
           <w:color w:val="000000"/>
           <w:sz w:val="22"/>
         </w:rPr>
-        <w:t xml:space="preserve"> = 5 samples (0.5 s) balances temporal resolution against compute cost. The 9-cell sensitivity sweep (DR@5s grid inlined in our response to Reviewer 1, Comment 6) shows DR@5s varying only 0.924–0.965 across the entire grid, confirming robustness of the architectural conclusions.</w:t>
+        <w:t xml:space="preserve"> = 5 samples (0.5 s, one-tenth of a window) provides sub-second temporal resolution while keeping the total number of windows computationally manageable.</w:t>
+      </w:r>
+    </w:p>
+    <w:p>
+      <w:r>
+        <w:rPr>
+          <w:rFonts w:ascii="Times New Roman" w:hAnsi="Times New Roman"/>
+          <w:b w:val="0"/>
+          <w:i w:val="0"/>
+          <w:color w:val="000000"/>
+          <w:sz w:val="22"/>
+        </w:rPr>
+        <w:t xml:space="preserve">The sensitivity sweep described in our response to Reviewer 1, Comment 6 spans </w:t>
+      </w:r>
+      <w:r>
+        <w:rPr>
+          <w:rFonts w:ascii="Times New Roman" w:hAnsi="Times New Roman"/>
+          <w:b w:val="0"/>
+          <w:i/>
+          <w:color w:val="000000"/>
+          <w:sz w:val="22"/>
+        </w:rPr>
+        <w:t>L</w:t>
+      </w:r>
+      <w:r>
+        <w:rPr>
+          <w:rFonts w:ascii="Times New Roman" w:hAnsi="Times New Roman"/>
+          <w:b w:val="0"/>
+          <w:i w:val="0"/>
+          <w:color w:val="000000"/>
+          <w:sz w:val="22"/>
+        </w:rPr>
+        <w:t xml:space="preserve"> ∈ {30, 50, 80} and </w:t>
+      </w:r>
+      <w:r>
+        <w:rPr>
+          <w:rFonts w:ascii="Times New Roman" w:hAnsi="Times New Roman"/>
+          <w:b w:val="0"/>
+          <w:i/>
+          <w:color w:val="000000"/>
+          <w:sz w:val="22"/>
+        </w:rPr>
+        <w:t>S</w:t>
+      </w:r>
+      <w:r>
+        <w:rPr>
+          <w:rFonts w:ascii="Times New Roman" w:hAnsi="Times New Roman"/>
+          <w:b w:val="0"/>
+          <w:i w:val="0"/>
+          <w:color w:val="000000"/>
+          <w:sz w:val="22"/>
+        </w:rPr>
+        <w:t xml:space="preserve"> ∈ {3, 5, 10} and finds DR@5s varying over only 0.924–0.965 — a range that is small relative to the between-architecture differences reported throughout Section V. The architectural ordering and the deployability conclusions are stable across all nine grid points.</w:t>
       </w:r>
     </w:p>
     <w:p>
@@ -12005,7 +12075,7 @@
           <w:color w:val="0064B4"/>
           <w:sz w:val="22"/>
         </w:rPr>
-        <w:t xml:space="preserve"> Justification sentence added to Section IV-C; ablation results in Section V-D.</w:t>
+        <w:t xml:space="preserve"> Justification sentence added to Section IV-C; ablation results in Section V-D with the DR@5s grid table and heatmap.</w:t>
       </w:r>
     </w:p>
     <w:p>
@@ -12054,7 +12124,7 @@
           <w:color w:val="000000"/>
           <w:sz w:val="22"/>
         </w:rPr>
-        <w:t xml:space="preserve"> Section VI-A (Generality of the Framework) discusses three properties enabling detector-agnostic and task-agnostic use: (i) decoupling from the sliding-window assumption — DR@Δt, ADD, and MTBFA are defined over any causal timestamped decision sequence, not over per-window predictions specifically; (ii) portability to other event-detection domains including industrial fault prediction (ANSI/ISA-18.2 alarm management), medical monitoring, and network intrusion detection [ref10]; and (iii) the case-study framing — specific metric values are dataset-dependent, but the framework's ability to reveal detectors that pass conventional metrics yet fail operational time-aware standards is invariant.</w:t>
+        <w:t xml:space="preserve"> Section VI-A (Generality of the Framework) identifies three structural properties that decouple the framework from the UAV spoofing context. First, DR@Δt, ADD, and MTBFA are defined over any causal timestamped binary decision sequence — no assumption is made about sliding windows, UAV kinematics, or GPS signals, so the metrics apply to any system where a detector emits a per-timestep binary output and a reference onset time is available. Second, the MTBFA threshold calibration procedure (derive an acceptable false-alarm rate from an application-specific operational budget) is directly portable to industrial alarm management (ANSI/ISA-18.2), continuous health monitoring, and network intrusion detection. Third, the case-study structure — fix the evaluation methodology, vary the detector, and report the full metric vector including both conventional and time-aware components — separates framework claims from architecture claims in a way that permits reuse without requiring re-derivation of the threshold arguments.</w:t>
       </w:r>
     </w:p>
     <w:p>
@@ -12076,7 +12146,7 @@
           <w:color w:val="0064B4"/>
           <w:sz w:val="22"/>
         </w:rPr>
-        <w:t xml:space="preserve"> Section VI (Discussion) added with Section VI-A (Generality of the Framework), Section VI-B (What the Cross-Distribution Evaluation Tells Us), and Section VI-C (Limitations and Future Work).</w:t>
+        <w:t xml:space="preserve"> Section VI (Discussion) added, comprising Section VI-A (Generality), Section VI-B (What the Cross-Distribution Evaluation Tells Us), and Section VI-C (Limitations and Future Work).</w:t>
       </w:r>
     </w:p>
     <w:sectPr>

--- a/docs/response_to_reviewers.docx
+++ b/docs/response_to_reviewers.docx
@@ -146,7 +146,7 @@
           <w:color w:val="000000"/>
           <w:sz w:val="22"/>
         </w:rPr>
-        <w:t xml:space="preserve"> The PX4 SITL dataset (209 flights; TimeGAN augmentation applied before splitting, contaminating the test partition) is replaced by 3,000 MATLAB UAV Toolbox flights generated at 5 m/s cruise (1,800 train / 600 val / 600 test; 229 attacked per split). TimeGAN augmentation is now restricted to the training split; a runtime assertion in the data loader enforces strict isolation of the validation and test partitions from any synthetic flight identifier.</w:t>
+        <w:t xml:space="preserve"> The PX4 SITL dataset (209 flights; TimeGAN augmentation applied before splitting, contaminating the test partition) is replaced by 3,000 MATLAB UAV Toolbox flights generated at 5 m/s cruise (1,800 train / 600 val / 600 test; 739 / 237 / 229 attacked per split; 352,387 total sliding windows). TimeGAN exists only as an optional, non-default code module restricted to the training split via runtime assertion; all reported experiments use no synthetic augmentation.</w:t>
       </w:r>
     </w:p>
     <w:p>
@@ -720,16 +720,15 @@
         <w:tblLook w:firstColumn="1" w:firstRow="1" w:lastColumn="0" w:lastRow="0" w:noHBand="0" w:noVBand="1" w:val="04A0"/>
       </w:tblPr>
       <w:tblGrid>
-        <w:gridCol w:w="1881"/>
-        <w:gridCol w:w="1881"/>
-        <w:gridCol w:w="1881"/>
-        <w:gridCol w:w="1881"/>
-        <w:gridCol w:w="1881"/>
+        <w:gridCol w:w="2351"/>
+        <w:gridCol w:w="2351"/>
+        <w:gridCol w:w="2351"/>
+        <w:gridCol w:w="2351"/>
       </w:tblGrid>
       <w:tr>
         <w:tc>
           <w:tcPr>
-            <w:tcW w:type="dxa" w:w="1881"/>
+            <w:tcW w:type="dxa" w:w="2351"/>
           </w:tcPr>
           <w:p>
             <w:r>
@@ -746,7 +745,7 @@
         </w:tc>
         <w:tc>
           <w:tcPr>
-            <w:tcW w:type="dxa" w:w="1881"/>
+            <w:tcW w:type="dxa" w:w="2351"/>
           </w:tcPr>
           <w:p>
             <w:r>
@@ -763,7 +762,7 @@
         </w:tc>
         <w:tc>
           <w:tcPr>
-            <w:tcW w:type="dxa" w:w="1881"/>
+            <w:tcW w:type="dxa" w:w="2351"/>
           </w:tcPr>
           <w:p>
             <w:r>
@@ -780,24 +779,7 @@
         </w:tc>
         <w:tc>
           <w:tcPr>
-            <w:tcW w:type="dxa" w:w="1881"/>
-          </w:tcPr>
-          <w:p>
-            <w:r>
-              <w:rPr>
-                <w:rFonts w:ascii="Times New Roman" w:hAnsi="Times New Roman"/>
-                <w:b/>
-                <w:i w:val="0"/>
-                <w:color w:val="000000"/>
-                <w:sz w:val="22"/>
-              </w:rPr>
-              <w:t>Attack windows</w:t>
-            </w:r>
-          </w:p>
-        </w:tc>
-        <w:tc>
-          <w:tcPr>
-            <w:tcW w:type="dxa" w:w="1881"/>
+            <w:tcW w:type="dxa" w:w="2351"/>
           </w:tcPr>
           <w:p>
             <w:r>
@@ -816,7 +798,7 @@
       <w:tr>
         <w:tc>
           <w:tcPr>
-            <w:tcW w:type="dxa" w:w="1881"/>
+            <w:tcW w:type="dxa" w:w="2351"/>
           </w:tcPr>
           <w:p>
             <w:r>
@@ -833,7 +815,7 @@
         </w:tc>
         <w:tc>
           <w:tcPr>
-            <w:tcW w:type="dxa" w:w="1881"/>
+            <w:tcW w:type="dxa" w:w="2351"/>
           </w:tcPr>
           <w:p>
             <w:r>
@@ -850,52 +832,35 @@
         </w:tc>
         <w:tc>
           <w:tcPr>
-            <w:tcW w:type="dxa" w:w="1881"/>
-          </w:tcPr>
-          <w:p>
-            <w:r>
-              <w:rPr>
-                <w:rFonts w:ascii="Times New Roman" w:hAnsi="Times New Roman"/>
-                <w:b w:val="0"/>
-                <w:i w:val="0"/>
-                <w:color w:val="000000"/>
-                <w:sz w:val="22"/>
-              </w:rPr>
-              <w:t>687</w:t>
-            </w:r>
-          </w:p>
-        </w:tc>
-        <w:tc>
-          <w:tcPr>
-            <w:tcW w:type="dxa" w:w="1881"/>
-          </w:tcPr>
-          <w:p>
-            <w:r>
-              <w:rPr>
-                <w:rFonts w:ascii="Times New Roman" w:hAnsi="Times New Roman"/>
-                <w:b w:val="0"/>
-                <w:i w:val="0"/>
-                <w:color w:val="000000"/>
-                <w:sz w:val="22"/>
-              </w:rPr>
-              <w:t>≈10,200</w:t>
-            </w:r>
-          </w:p>
-        </w:tc>
-        <w:tc>
-          <w:tcPr>
-            <w:tcW w:type="dxa" w:w="1881"/>
-          </w:tcPr>
-          <w:p>
-            <w:r>
-              <w:rPr>
-                <w:rFonts w:ascii="Times New Roman" w:hAnsi="Times New Roman"/>
-                <w:b w:val="0"/>
-                <w:i w:val="0"/>
-                <w:color w:val="000000"/>
-                <w:sz w:val="22"/>
-              </w:rPr>
-              <w:t>208,908</w:t>
+            <w:tcW w:type="dxa" w:w="2351"/>
+          </w:tcPr>
+          <w:p>
+            <w:r>
+              <w:rPr>
+                <w:rFonts w:ascii="Times New Roman" w:hAnsi="Times New Roman"/>
+                <w:b w:val="0"/>
+                <w:i w:val="0"/>
+                <w:color w:val="000000"/>
+                <w:sz w:val="22"/>
+              </w:rPr>
+              <w:t>739 (41%)</w:t>
+            </w:r>
+          </w:p>
+        </w:tc>
+        <w:tc>
+          <w:tcPr>
+            <w:tcW w:type="dxa" w:w="2351"/>
+          </w:tcPr>
+          <w:p>
+            <w:r>
+              <w:rPr>
+                <w:rFonts w:ascii="Times New Roman" w:hAnsi="Times New Roman"/>
+                <w:b w:val="0"/>
+                <w:i w:val="0"/>
+                <w:color w:val="000000"/>
+                <w:sz w:val="22"/>
+              </w:rPr>
+              <w:t>212,758</w:t>
             </w:r>
           </w:p>
         </w:tc>
@@ -903,7 +868,7 @@
       <w:tr>
         <w:tc>
           <w:tcPr>
-            <w:tcW w:type="dxa" w:w="1881"/>
+            <w:tcW w:type="dxa" w:w="2351"/>
           </w:tcPr>
           <w:p>
             <w:r>
@@ -920,7 +885,7 @@
         </w:tc>
         <w:tc>
           <w:tcPr>
-            <w:tcW w:type="dxa" w:w="1881"/>
+            <w:tcW w:type="dxa" w:w="2351"/>
           </w:tcPr>
           <w:p>
             <w:r>
@@ -937,52 +902,35 @@
         </w:tc>
         <w:tc>
           <w:tcPr>
-            <w:tcW w:type="dxa" w:w="1881"/>
-          </w:tcPr>
-          <w:p>
-            <w:r>
-              <w:rPr>
-                <w:rFonts w:ascii="Times New Roman" w:hAnsi="Times New Roman"/>
-                <w:b w:val="0"/>
-                <w:i w:val="0"/>
-                <w:color w:val="000000"/>
-                <w:sz w:val="22"/>
-              </w:rPr>
-              <w:t>229</w:t>
-            </w:r>
-          </w:p>
-        </w:tc>
-        <w:tc>
-          <w:tcPr>
-            <w:tcW w:type="dxa" w:w="1881"/>
-          </w:tcPr>
-          <w:p>
-            <w:r>
-              <w:rPr>
-                <w:rFonts w:ascii="Times New Roman" w:hAnsi="Times New Roman"/>
-                <w:b w:val="0"/>
-                <w:i w:val="0"/>
-                <w:color w:val="000000"/>
-                <w:sz w:val="22"/>
-              </w:rPr>
-              <w:t>≈3,400</w:t>
-            </w:r>
-          </w:p>
-        </w:tc>
-        <w:tc>
-          <w:tcPr>
-            <w:tcW w:type="dxa" w:w="1881"/>
-          </w:tcPr>
-          <w:p>
-            <w:r>
-              <w:rPr>
-                <w:rFonts w:ascii="Times New Roman" w:hAnsi="Times New Roman"/>
-                <w:b w:val="0"/>
-                <w:i w:val="0"/>
-                <w:color w:val="000000"/>
-                <w:sz w:val="22"/>
-              </w:rPr>
-              <w:t>69,636</w:t>
+            <w:tcW w:type="dxa" w:w="2351"/>
+          </w:tcPr>
+          <w:p>
+            <w:r>
+              <w:rPr>
+                <w:rFonts w:ascii="Times New Roman" w:hAnsi="Times New Roman"/>
+                <w:b w:val="0"/>
+                <w:i w:val="0"/>
+                <w:color w:val="000000"/>
+                <w:sz w:val="22"/>
+              </w:rPr>
+              <w:t>237 (40%)</w:t>
+            </w:r>
+          </w:p>
+        </w:tc>
+        <w:tc>
+          <w:tcPr>
+            <w:tcW w:type="dxa" w:w="2351"/>
+          </w:tcPr>
+          <w:p>
+            <w:r>
+              <w:rPr>
+                <w:rFonts w:ascii="Times New Roman" w:hAnsi="Times New Roman"/>
+                <w:b w:val="0"/>
+                <w:i w:val="0"/>
+                <w:color w:val="000000"/>
+                <w:sz w:val="22"/>
+              </w:rPr>
+              <w:t>69,993</w:t>
             </w:r>
           </w:p>
         </w:tc>
@@ -990,7 +938,7 @@
       <w:tr>
         <w:tc>
           <w:tcPr>
-            <w:tcW w:type="dxa" w:w="1881"/>
+            <w:tcW w:type="dxa" w:w="2351"/>
           </w:tcPr>
           <w:p>
             <w:r>
@@ -1007,7 +955,7 @@
         </w:tc>
         <w:tc>
           <w:tcPr>
-            <w:tcW w:type="dxa" w:w="1881"/>
+            <w:tcW w:type="dxa" w:w="2351"/>
           </w:tcPr>
           <w:p>
             <w:r>
@@ -1024,41 +972,24 @@
         </w:tc>
         <w:tc>
           <w:tcPr>
-            <w:tcW w:type="dxa" w:w="1881"/>
-          </w:tcPr>
-          <w:p>
-            <w:r>
-              <w:rPr>
-                <w:rFonts w:ascii="Times New Roman" w:hAnsi="Times New Roman"/>
-                <w:b w:val="0"/>
-                <w:i w:val="0"/>
-                <w:color w:val="000000"/>
-                <w:sz w:val="22"/>
-              </w:rPr>
-              <w:t>229</w:t>
-            </w:r>
-          </w:p>
-        </w:tc>
-        <w:tc>
-          <w:tcPr>
-            <w:tcW w:type="dxa" w:w="1881"/>
-          </w:tcPr>
-          <w:p>
-            <w:r>
-              <w:rPr>
-                <w:rFonts w:ascii="Times New Roman" w:hAnsi="Times New Roman"/>
-                <w:b w:val="0"/>
-                <w:i w:val="0"/>
-                <w:color w:val="000000"/>
-                <w:sz w:val="22"/>
-              </w:rPr>
-              <w:t>≈3,400</w:t>
-            </w:r>
-          </w:p>
-        </w:tc>
-        <w:tc>
-          <w:tcPr>
-            <w:tcW w:type="dxa" w:w="1881"/>
+            <w:tcW w:type="dxa" w:w="2351"/>
+          </w:tcPr>
+          <w:p>
+            <w:r>
+              <w:rPr>
+                <w:rFonts w:ascii="Times New Roman" w:hAnsi="Times New Roman"/>
+                <w:b w:val="0"/>
+                <w:i w:val="0"/>
+                <w:color w:val="000000"/>
+                <w:sz w:val="22"/>
+              </w:rPr>
+              <w:t>229 (38%)</w:t>
+            </w:r>
+          </w:p>
+        </w:tc>
+        <w:tc>
+          <w:tcPr>
+            <w:tcW w:type="dxa" w:w="2351"/>
           </w:tcPr>
           <w:p>
             <w:r>
@@ -1077,7 +1008,7 @@
       <w:tr>
         <w:tc>
           <w:tcPr>
-            <w:tcW w:type="dxa" w:w="1881"/>
+            <w:tcW w:type="dxa" w:w="2351"/>
           </w:tcPr>
           <w:p>
             <w:r>
@@ -1094,7 +1025,7 @@
         </w:tc>
         <w:tc>
           <w:tcPr>
-            <w:tcW w:type="dxa" w:w="1881"/>
+            <w:tcW w:type="dxa" w:w="2351"/>
           </w:tcPr>
           <w:p>
             <w:r>
@@ -1111,7 +1042,7 @@
         </w:tc>
         <w:tc>
           <w:tcPr>
-            <w:tcW w:type="dxa" w:w="1881"/>
+            <w:tcW w:type="dxa" w:w="2351"/>
           </w:tcPr>
           <w:p>
             <w:r>
@@ -1122,13 +1053,13 @@
                 <w:color w:val="000000"/>
                 <w:sz w:val="22"/>
               </w:rPr>
-              <w:t>1,145</w:t>
-            </w:r>
-          </w:p>
-        </w:tc>
-        <w:tc>
-          <w:tcPr>
-            <w:tcW w:type="dxa" w:w="1881"/>
+              <w:t>1,205 (40%)</w:t>
+            </w:r>
+          </w:p>
+        </w:tc>
+        <w:tc>
+          <w:tcPr>
+            <w:tcW w:type="dxa" w:w="2351"/>
           </w:tcPr>
           <w:p>
             <w:r>
@@ -1139,24 +1070,7 @@
                 <w:color w:val="000000"/>
                 <w:sz w:val="22"/>
               </w:rPr>
-              <w:t>≈17,000</w:t>
-            </w:r>
-          </w:p>
-        </w:tc>
-        <w:tc>
-          <w:tcPr>
-            <w:tcW w:type="dxa" w:w="1881"/>
-          </w:tcPr>
-          <w:p>
-            <w:r>
-              <w:rPr>
-                <w:rFonts w:ascii="Times New Roman" w:hAnsi="Times New Roman"/>
-                <w:b/>
-                <w:i w:val="0"/>
-                <w:color w:val="000000"/>
-                <w:sz w:val="22"/>
-              </w:rPr>
-              <w:t>348,180</w:t>
+              <w:t>352,387</w:t>
             </w:r>
           </w:p>
         </w:tc>
@@ -6178,7 +6092,7 @@
                 <w:color w:val="000000"/>
                 <w:sz w:val="22"/>
               </w:rPr>
-              <w:t>τ_k</w:t>
+              <w:t>k</w:t>
             </w:r>
           </w:p>
         </w:tc>
@@ -6195,27 +6109,7 @@
                 <w:color w:val="000000"/>
                 <w:sz w:val="22"/>
               </w:rPr>
-              <w:t xml:space="preserve">onset time of the </w:t>
-            </w:r>
-            <w:r>
-              <w:rPr>
-                <w:rFonts w:ascii="Times New Roman" w:hAnsi="Times New Roman"/>
-                <w:b w:val="0"/>
-                <w:i/>
-                <w:color w:val="000000"/>
-                <w:sz w:val="22"/>
-              </w:rPr>
-              <w:t>k</w:t>
-            </w:r>
-            <w:r>
-              <w:rPr>
-                <w:rFonts w:ascii="Times New Roman" w:hAnsi="Times New Roman"/>
-                <w:b w:val="0"/>
-                <w:i w:val="0"/>
-                <w:color w:val="000000"/>
-                <w:sz w:val="22"/>
-              </w:rPr>
-              <w:t>-th ground-truth attack</w:t>
+              <w:t>window index (decision step)</w:t>
             </w:r>
           </w:p>
         </w:tc>
@@ -6232,7 +6126,7 @@
                 <w:color w:val="000000"/>
                 <w:sz w:val="22"/>
               </w:rPr>
-              <w:t>s</w:t>
+              <w:t>—</w:t>
             </w:r>
           </w:p>
         </w:tc>
@@ -6251,7 +6145,7 @@
                 <w:color w:val="000000"/>
                 <w:sz w:val="22"/>
               </w:rPr>
-              <w:t>t_s</w:t>
+              <w:t>τ_k</w:t>
             </w:r>
           </w:p>
         </w:tc>
@@ -6268,7 +6162,27 @@
                 <w:color w:val="000000"/>
                 <w:sz w:val="22"/>
               </w:rPr>
-              <w:t>wall-clock timestamp of a sliding-window decision</w:t>
+              <w:t xml:space="preserve">timestamp of the </w:t>
+            </w:r>
+            <w:r>
+              <w:rPr>
+                <w:rFonts w:ascii="Times New Roman" w:hAnsi="Times New Roman"/>
+                <w:b w:val="0"/>
+                <w:i/>
+                <w:color w:val="000000"/>
+                <w:sz w:val="22"/>
+              </w:rPr>
+              <w:t>k</w:t>
+            </w:r>
+            <w:r>
+              <w:rPr>
+                <w:rFonts w:ascii="Times New Roman" w:hAnsi="Times New Roman"/>
+                <w:b w:val="0"/>
+                <w:i w:val="0"/>
+                <w:color w:val="000000"/>
+                <w:sz w:val="22"/>
+              </w:rPr>
+              <w:t>-th window (end-point)</w:t>
             </w:r>
           </w:p>
         </w:tc>
@@ -6304,7 +6218,7 @@
                 <w:color w:val="000000"/>
                 <w:sz w:val="22"/>
               </w:rPr>
-              <w:t>t_d</w:t>
+              <w:t>t_s</w:t>
             </w:r>
           </w:p>
         </w:tc>
@@ -6321,7 +6235,7 @@
                 <w:color w:val="000000"/>
                 <w:sz w:val="22"/>
               </w:rPr>
-              <w:t>first detection time after τ_k</w:t>
+              <w:t>attack onset time</w:t>
             </w:r>
           </w:p>
         </w:tc>
@@ -6357,7 +6271,7 @@
                 <w:color w:val="000000"/>
                 <w:sz w:val="22"/>
               </w:rPr>
-              <w:t>Δt</w:t>
+              <w:t>t_d</w:t>
             </w:r>
           </w:p>
         </w:tc>
@@ -6374,7 +6288,7 @@
                 <w:color w:val="000000"/>
                 <w:sz w:val="22"/>
               </w:rPr>
-              <w:t>detection-budget length (default 5 s)</w:t>
+              <w:t>first detection time after t_s</w:t>
             </w:r>
           </w:p>
         </w:tc>
@@ -6410,7 +6324,7 @@
                 <w:color w:val="000000"/>
                 <w:sz w:val="22"/>
               </w:rPr>
-              <w:t>L</w:t>
+              <w:t>δ_k = t_d − t_s</w:t>
             </w:r>
           </w:p>
         </w:tc>
@@ -6427,7 +6341,7 @@
                 <w:color w:val="000000"/>
                 <w:sz w:val="22"/>
               </w:rPr>
-              <w:t>sliding-window length</w:t>
+              <w:t>detection delay</w:t>
             </w:r>
           </w:p>
         </w:tc>
@@ -6444,7 +6358,7 @@
                 <w:color w:val="000000"/>
                 <w:sz w:val="22"/>
               </w:rPr>
-              <w:t>samples</w:t>
+              <w:t>s</w:t>
             </w:r>
           </w:p>
         </w:tc>
@@ -6463,7 +6377,7 @@
                 <w:color w:val="000000"/>
                 <w:sz w:val="22"/>
               </w:rPr>
-              <w:t>S</w:t>
+              <w:t>Δt</w:t>
             </w:r>
           </w:p>
         </w:tc>
@@ -6480,7 +6394,7 @@
                 <w:color w:val="000000"/>
                 <w:sz w:val="22"/>
               </w:rPr>
-              <w:t>sliding-window step</w:t>
+              <w:t>detection time budget (default 5 s)</w:t>
             </w:r>
           </w:p>
         </w:tc>
@@ -6497,7 +6411,7 @@
                 <w:color w:val="000000"/>
                 <w:sz w:val="22"/>
               </w:rPr>
-              <w:t>samples</w:t>
+              <w:t>s</w:t>
             </w:r>
           </w:p>
         </w:tc>
@@ -6516,7 +6430,7 @@
                 <w:color w:val="000000"/>
                 <w:sz w:val="22"/>
               </w:rPr>
-              <w:t>f_s</w:t>
+              <w:t>L</w:t>
             </w:r>
           </w:p>
         </w:tc>
@@ -6533,7 +6447,7 @@
                 <w:color w:val="000000"/>
                 <w:sz w:val="22"/>
               </w:rPr>
-              <w:t>sensor sampling rate (10 Hz)</w:t>
+              <w:t>window length (number of samples)</w:t>
             </w:r>
           </w:p>
         </w:tc>
@@ -6550,7 +6464,7 @@
                 <w:color w:val="000000"/>
                 <w:sz w:val="22"/>
               </w:rPr>
-              <w:t>Hz</w:t>
+              <w:t>samples</w:t>
             </w:r>
           </w:p>
         </w:tc>
@@ -6569,7 +6483,7 @@
                 <w:color w:val="000000"/>
                 <w:sz w:val="22"/>
               </w:rPr>
-              <w:t>K</w:t>
+              <w:t>S</w:t>
             </w:r>
           </w:p>
         </w:tc>
@@ -6586,7 +6500,7 @@
                 <w:color w:val="000000"/>
                 <w:sz w:val="22"/>
               </w:rPr>
-              <w:t>number of ground-truth attacks in a flight</w:t>
+              <w:t>window stride (step size)</w:t>
             </w:r>
           </w:p>
         </w:tc>
@@ -6603,7 +6517,7 @@
                 <w:color w:val="000000"/>
                 <w:sz w:val="22"/>
               </w:rPr>
-              <w:t>—</w:t>
+              <w:t>samples</w:t>
             </w:r>
           </w:p>
         </w:tc>
@@ -6622,7 +6536,7 @@
                 <w:color w:val="000000"/>
                 <w:sz w:val="22"/>
               </w:rPr>
-              <w:t>N</w:t>
+              <w:t>f_s</w:t>
             </w:r>
           </w:p>
         </w:tc>
@@ -6639,7 +6553,7 @@
                 <w:color w:val="000000"/>
                 <w:sz w:val="22"/>
               </w:rPr>
-              <w:t>total sliding windows on the test set</w:t>
+              <w:t>sensor sampling rate (10 Hz)</w:t>
             </w:r>
           </w:p>
         </w:tc>
@@ -6656,7 +6570,7 @@
                 <w:color w:val="000000"/>
                 <w:sz w:val="22"/>
               </w:rPr>
-              <w:t>—</w:t>
+              <w:t>Hz</w:t>
             </w:r>
           </w:p>
         </w:tc>
@@ -6675,7 +6589,7 @@
                 <w:color w:val="000000"/>
                 <w:sz w:val="22"/>
               </w:rPr>
-              <w:t>F</w:t>
+              <w:t>K</w:t>
             </w:r>
           </w:p>
         </w:tc>
@@ -6692,27 +6606,7 @@
                 <w:color w:val="000000"/>
                 <w:sz w:val="22"/>
               </w:rPr>
-              <w:t xml:space="preserve">number of false-positive </w:t>
-            </w:r>
-            <w:r>
-              <w:rPr>
-                <w:rFonts w:ascii="Times New Roman" w:hAnsi="Times New Roman"/>
-                <w:b/>
-                <w:i w:val="0"/>
-                <w:color w:val="000000"/>
-                <w:sz w:val="22"/>
-              </w:rPr>
-              <w:t>events</w:t>
-            </w:r>
-            <w:r>
-              <w:rPr>
-                <w:rFonts w:ascii="Times New Roman" w:hAnsi="Times New Roman"/>
-                <w:b w:val="0"/>
-                <w:i w:val="0"/>
-                <w:color w:val="000000"/>
-                <w:sz w:val="22"/>
-              </w:rPr>
-              <w:t xml:space="preserve"> after rising-edge aggregation</w:t>
+              <w:t>number of windows per flight</w:t>
             </w:r>
           </w:p>
         </w:tc>
@@ -6748,6 +6642,271 @@
                 <w:color w:val="000000"/>
                 <w:sz w:val="22"/>
               </w:rPr>
+              <w:t>N</w:t>
+            </w:r>
+          </w:p>
+        </w:tc>
+        <w:tc>
+          <w:tcPr>
+            <w:tcW w:type="dxa" w:w="3135"/>
+          </w:tcPr>
+          <w:p>
+            <w:r>
+              <w:rPr>
+                <w:rFonts w:ascii="Times New Roman" w:hAnsi="Times New Roman"/>
+                <w:b w:val="0"/>
+                <w:i w:val="0"/>
+                <w:color w:val="000000"/>
+                <w:sz w:val="22"/>
+              </w:rPr>
+              <w:t>total number of windows in a split</w:t>
+            </w:r>
+          </w:p>
+        </w:tc>
+        <w:tc>
+          <w:tcPr>
+            <w:tcW w:type="dxa" w:w="3135"/>
+          </w:tcPr>
+          <w:p>
+            <w:r>
+              <w:rPr>
+                <w:rFonts w:ascii="Times New Roman" w:hAnsi="Times New Roman"/>
+                <w:b w:val="0"/>
+                <w:i w:val="0"/>
+                <w:color w:val="000000"/>
+                <w:sz w:val="22"/>
+              </w:rPr>
+              <w:t>—</w:t>
+            </w:r>
+          </w:p>
+        </w:tc>
+      </w:tr>
+      <w:tr>
+        <w:tc>
+          <w:tcPr>
+            <w:tcW w:type="dxa" w:w="3135"/>
+          </w:tcPr>
+          <w:p>
+            <w:r>
+              <w:rPr>
+                <w:rFonts w:ascii="Times New Roman" w:hAnsi="Times New Roman"/>
+                <w:b w:val="0"/>
+                <w:i w:val="0"/>
+                <w:color w:val="000000"/>
+                <w:sz w:val="22"/>
+              </w:rPr>
+              <w:t>F</w:t>
+            </w:r>
+          </w:p>
+        </w:tc>
+        <w:tc>
+          <w:tcPr>
+            <w:tcW w:type="dxa" w:w="3135"/>
+          </w:tcPr>
+          <w:p>
+            <w:r>
+              <w:rPr>
+                <w:rFonts w:ascii="Times New Roman" w:hAnsi="Times New Roman"/>
+                <w:b w:val="0"/>
+                <w:i w:val="0"/>
+                <w:color w:val="000000"/>
+                <w:sz w:val="22"/>
+              </w:rPr>
+              <w:t>feature dimensionality (state vector)</w:t>
+            </w:r>
+          </w:p>
+        </w:tc>
+        <w:tc>
+          <w:tcPr>
+            <w:tcW w:type="dxa" w:w="3135"/>
+          </w:tcPr>
+          <w:p>
+            <w:r>
+              <w:rPr>
+                <w:rFonts w:ascii="Times New Roman" w:hAnsi="Times New Roman"/>
+                <w:b w:val="0"/>
+                <w:i w:val="0"/>
+                <w:color w:val="000000"/>
+                <w:sz w:val="22"/>
+              </w:rPr>
+              <w:t>—</w:t>
+            </w:r>
+          </w:p>
+        </w:tc>
+      </w:tr>
+      <w:tr>
+        <w:tc>
+          <w:tcPr>
+            <w:tcW w:type="dxa" w:w="3135"/>
+          </w:tcPr>
+          <w:p>
+            <w:r>
+              <w:rPr>
+                <w:rFonts w:ascii="Times New Roman" w:hAnsi="Times New Roman"/>
+                <w:b w:val="0"/>
+                <w:i w:val="0"/>
+                <w:color w:val="000000"/>
+                <w:sz w:val="22"/>
+              </w:rPr>
+              <w:t>ŷ_k ∈ {0,1}</w:t>
+            </w:r>
+          </w:p>
+        </w:tc>
+        <w:tc>
+          <w:tcPr>
+            <w:tcW w:type="dxa" w:w="3135"/>
+          </w:tcPr>
+          <w:p>
+            <w:r>
+              <w:rPr>
+                <w:rFonts w:ascii="Times New Roman" w:hAnsi="Times New Roman"/>
+                <w:b w:val="0"/>
+                <w:i w:val="0"/>
+                <w:color w:val="000000"/>
+                <w:sz w:val="22"/>
+              </w:rPr>
+              <w:t>binary detector decision at step k</w:t>
+            </w:r>
+          </w:p>
+        </w:tc>
+        <w:tc>
+          <w:tcPr>
+            <w:tcW w:type="dxa" w:w="3135"/>
+          </w:tcPr>
+          <w:p>
+            <w:r>
+              <w:rPr>
+                <w:rFonts w:ascii="Times New Roman" w:hAnsi="Times New Roman"/>
+                <w:b w:val="0"/>
+                <w:i w:val="0"/>
+                <w:color w:val="000000"/>
+                <w:sz w:val="22"/>
+              </w:rPr>
+              <w:t>—</w:t>
+            </w:r>
+          </w:p>
+        </w:tc>
+      </w:tr>
+      <w:tr>
+        <w:tc>
+          <w:tcPr>
+            <w:tcW w:type="dxa" w:w="3135"/>
+          </w:tcPr>
+          <w:p>
+            <w:r>
+              <w:rPr>
+                <w:rFonts w:ascii="Times New Roman" w:hAnsi="Times New Roman"/>
+                <w:b w:val="0"/>
+                <w:i w:val="0"/>
+                <w:color w:val="000000"/>
+                <w:sz w:val="22"/>
+              </w:rPr>
+              <w:t>DR@Δt</w:t>
+            </w:r>
+          </w:p>
+        </w:tc>
+        <w:tc>
+          <w:tcPr>
+            <w:tcW w:type="dxa" w:w="3135"/>
+          </w:tcPr>
+          <w:p>
+            <w:r>
+              <w:rPr>
+                <w:rFonts w:ascii="Times New Roman" w:hAnsi="Times New Roman"/>
+                <w:b w:val="0"/>
+                <w:i w:val="0"/>
+                <w:color w:val="000000"/>
+                <w:sz w:val="22"/>
+              </w:rPr>
+              <w:t>detection rate at time budget Δt</w:t>
+            </w:r>
+          </w:p>
+        </w:tc>
+        <w:tc>
+          <w:tcPr>
+            <w:tcW w:type="dxa" w:w="3135"/>
+          </w:tcPr>
+          <w:p>
+            <w:r>
+              <w:rPr>
+                <w:rFonts w:ascii="Times New Roman" w:hAnsi="Times New Roman"/>
+                <w:b w:val="0"/>
+                <w:i w:val="0"/>
+                <w:color w:val="000000"/>
+                <w:sz w:val="22"/>
+              </w:rPr>
+              <w:t>—</w:t>
+            </w:r>
+          </w:p>
+        </w:tc>
+      </w:tr>
+      <w:tr>
+        <w:tc>
+          <w:tcPr>
+            <w:tcW w:type="dxa" w:w="3135"/>
+          </w:tcPr>
+          <w:p>
+            <w:r>
+              <w:rPr>
+                <w:rFonts w:ascii="Times New Roman" w:hAnsi="Times New Roman"/>
+                <w:b w:val="0"/>
+                <w:i w:val="0"/>
+                <w:color w:val="000000"/>
+                <w:sz w:val="22"/>
+              </w:rPr>
+              <w:t>ADD</w:t>
+            </w:r>
+          </w:p>
+        </w:tc>
+        <w:tc>
+          <w:tcPr>
+            <w:tcW w:type="dxa" w:w="3135"/>
+          </w:tcPr>
+          <w:p>
+            <w:r>
+              <w:rPr>
+                <w:rFonts w:ascii="Times New Roman" w:hAnsi="Times New Roman"/>
+                <w:b w:val="0"/>
+                <w:i w:val="0"/>
+                <w:color w:val="000000"/>
+                <w:sz w:val="22"/>
+              </w:rPr>
+              <w:t>average detection delay</w:t>
+            </w:r>
+          </w:p>
+        </w:tc>
+        <w:tc>
+          <w:tcPr>
+            <w:tcW w:type="dxa" w:w="3135"/>
+          </w:tcPr>
+          <w:p>
+            <w:r>
+              <w:rPr>
+                <w:rFonts w:ascii="Times New Roman" w:hAnsi="Times New Roman"/>
+                <w:b w:val="0"/>
+                <w:i w:val="0"/>
+                <w:color w:val="000000"/>
+                <w:sz w:val="22"/>
+              </w:rPr>
+              <w:t>s</w:t>
+            </w:r>
+          </w:p>
+        </w:tc>
+      </w:tr>
+      <w:tr>
+        <w:tc>
+          <w:tcPr>
+            <w:tcW w:type="dxa" w:w="3135"/>
+          </w:tcPr>
+          <w:p>
+            <w:r>
+              <w:rPr>
+                <w:rFonts w:ascii="Times New Roman" w:hAnsi="Times New Roman"/>
+                <w:b w:val="0"/>
+                <w:i w:val="0"/>
+                <w:color w:val="000000"/>
+                <w:sz w:val="22"/>
+              </w:rPr>
               <w:t>MTBFA</w:t>
             </w:r>
           </w:p>
@@ -6788,6 +6947,38 @@
         </w:tc>
       </w:tr>
     </w:tbl>
+    <w:p>
+      <w:r>
+        <w:rPr>
+          <w:rFonts w:ascii="Times New Roman" w:hAnsi="Times New Roman"/>
+          <w:b w:val="0"/>
+          <w:i w:val="0"/>
+          <w:color w:val="000000"/>
+          <w:sz w:val="22"/>
+        </w:rPr>
+        <w:t xml:space="preserve">Note: the false-alarm event set is denoted </w:t>
+      </w:r>
+      <w:r>
+        <w:rPr>
+          <w:rFonts w:ascii="Times New Roman" w:hAnsi="Times New Roman"/>
+          <w:b/>
+          <w:i w:val="0"/>
+          <w:color w:val="000000"/>
+          <w:sz w:val="22"/>
+        </w:rPr>
+        <w:t>𝓕</w:t>
+      </w:r>
+      <w:r>
+        <w:rPr>
+          <w:rFonts w:ascii="Times New Roman" w:hAnsi="Times New Roman"/>
+          <w:b w:val="0"/>
+          <w:i w:val="0"/>
+          <w:color w:val="000000"/>
+          <w:sz w:val="22"/>
+        </w:rPr>
+        <w:t xml:space="preserve"> (calligraphic F) in the algorithm (Section III-B), distinct from the scalar F used for feature dimensionality.</w:t>
+      </w:r>
+    </w:p>
     <w:p>
       <w:r>
         <w:rPr>
@@ -6807,7 +6998,7 @@
           <w:color w:val="0064B4"/>
           <w:sz w:val="22"/>
         </w:rPr>
-        <w:t xml:space="preserve"> The notation table is added to Section III.</w:t>
+        <w:t xml:space="preserve"> The notation table is added to Section III; all symbols are consistent with this table throughout the manuscript.</w:t>
       </w:r>
     </w:p>
     <w:p>
@@ -6915,7 +7106,7 @@
         </w:rPr>
         <w:t>window:  1 2 3 4 5 6 7 8 9 10 11 12 13 14 15 16 17 18 19 20 21 22 23 24 25 26 27 28 29 30</w:t>
         <w:br/>
-        <w:t>predict: 0 1 1 1 0 0 1 1 0 0  1  0  0  0  0  1  1  1  1  1  1  1  1  1  1  0  0  0  0  0</w:t>
+        <w:t>predict: 0 1 1 0 0 0 1 0 0 0  0  0  0  0  0  1  1  1  1  1  1  0  0  0  0  0  0  0  0  0</w:t>
       </w:r>
     </w:p>
     <w:p>
@@ -6927,7 +7118,7 @@
           <w:color w:val="000000"/>
           <w:sz w:val="22"/>
         </w:rPr>
-        <w:t>Nine windows are positive, but there are only three rising-edge transitions (at windows 2, 7, and 16 — note that window 11 begins a run that returns to zero before the next run starts). The window-level FPR is 9/30 = 30%; the event count is 3.</w:t>
+        <w:t>Nine windows are positive (windows 2–3, window 7, and windows 16–21), but there are only three rising-edge transitions (at windows 2, 7, and 16). The window-level FPR is 9/30 = 30%; the event count is 3.</w:t>
       </w:r>
     </w:p>
     <w:p>
@@ -7369,7 +7560,7 @@
           <w:color w:val="000000"/>
           <w:sz w:val="22"/>
         </w:rPr>
-        <w:t>Positioning Relative to Prior Work</w:t>
+        <w:t>Relation to Prior Time-Series Evaluation Frameworks</w:t>
       </w:r>
       <w:r>
         <w:rPr>
@@ -7379,7 +7570,7 @@
           <w:color w:val="000000"/>
           <w:sz w:val="22"/>
         </w:rPr>
-        <w:t>) now provides a direct comparison on four axes. Tatbul et al.'s range-based metrics operate offline and carry no user-specified time budget. The Numenta Anomaly Benchmark uses a fixed scoring profile and likewise does not expose a deployment-derived threshold. Classical IDS false-alarm metrics report a fractional false-positive rate rather than a time-between-event measure. Our framework differs on each of these axes.</w:t>
+        <w:t>) now provides a direct comparison on four axes (causality, event aggregation, explicit time-budgeted DR@Δt, and deployment semantics). Tatbul et al.'s range-based metrics operate post-hoc and carry no user-specified time budget. The Numenta Anomaly Benchmark (Lavin &amp; Ahmad 2015) uses a window-weighted reward profile that is causal but does not expose the time-to-first-detection as an interpretable parameter. Classical IDS false-alarm metrics (Axelsson 2000) report a fractional FPR rather than a time-between-event measure. Our framework differs on each of these axes, as summarised in Table 2 of the revised manuscript.</w:t>
       </w:r>
     </w:p>
     <w:tbl>
@@ -7409,7 +7600,7 @@
                 <w:color w:val="000000"/>
                 <w:sz w:val="22"/>
               </w:rPr>
-              <w:t>Axis</w:t>
+              <w:t>Framework</w:t>
             </w:r>
           </w:p>
         </w:tc>
@@ -7426,7 +7617,7 @@
                 <w:color w:val="000000"/>
                 <w:sz w:val="22"/>
               </w:rPr>
-              <w:t>Tatbul et al. (range-based)</w:t>
+              <w:t>Causality</w:t>
             </w:r>
           </w:p>
         </w:tc>
@@ -7443,7 +7634,7 @@
                 <w:color w:val="000000"/>
                 <w:sz w:val="22"/>
               </w:rPr>
-              <w:t>NAB</w:t>
+              <w:t>Event agg.</w:t>
             </w:r>
           </w:p>
         </w:tc>
@@ -7460,7 +7651,7 @@
                 <w:color w:val="000000"/>
                 <w:sz w:val="22"/>
               </w:rPr>
-              <w:t>Classical IDS (FPR)</w:t>
+              <w:t>DR@Δt</w:t>
             </w:r>
           </w:p>
         </w:tc>
@@ -7477,7 +7668,7 @@
                 <w:color w:val="000000"/>
                 <w:sz w:val="22"/>
               </w:rPr>
-              <w:t>**This work**</w:t>
+              <w:t>Deploy. sem.</w:t>
             </w:r>
           </w:p>
         </w:tc>
@@ -7496,7 +7687,7 @@
                 <w:color w:val="000000"/>
                 <w:sz w:val="22"/>
               </w:rPr>
-              <w:t>Causality at the metric level</w:t>
+              <w:t>Tatbul et al. (range-based)</w:t>
             </w:r>
           </w:p>
         </w:tc>
@@ -7513,7 +7704,7 @@
                 <w:color w:val="000000"/>
                 <w:sz w:val="22"/>
               </w:rPr>
-              <w:t>offline (windowed)</w:t>
+              <w:t>post-hoc</w:t>
             </w:r>
           </w:p>
         </w:tc>
@@ -7530,7 +7721,7 @@
                 <w:color w:val="000000"/>
                 <w:sz w:val="22"/>
               </w:rPr>
-              <w:t>offline (windowed)</w:t>
+              <w:t>segment-level</w:t>
             </w:r>
           </w:p>
         </w:tc>
@@ -7547,7 +7738,7 @@
                 <w:color w:val="000000"/>
                 <w:sz w:val="22"/>
               </w:rPr>
-              <w:t>offline</w:t>
+              <w:t>no</w:t>
             </w:r>
           </w:p>
         </w:tc>
@@ -7559,12 +7750,12 @@
             <w:r>
               <w:rPr>
                 <w:rFonts w:ascii="Times New Roman" w:hAnsi="Times New Roman"/>
-                <w:b/>
-                <w:i w:val="0"/>
-                <w:color w:val="000000"/>
-                <w:sz w:val="22"/>
-              </w:rPr>
-              <w:t>causal first-detection only</w:t>
+                <w:b w:val="0"/>
+                <w:i w:val="0"/>
+                <w:color w:val="000000"/>
+                <w:sz w:val="22"/>
+              </w:rPr>
+              <w:t>no</w:t>
             </w:r>
           </w:p>
         </w:tc>
@@ -7583,7 +7774,7 @@
                 <w:color w:val="000000"/>
                 <w:sz w:val="22"/>
               </w:rPr>
-              <w:t>User-specified time budget</w:t>
+              <w:t>NAB Score</w:t>
             </w:r>
           </w:p>
         </w:tc>
@@ -7600,7 +7791,7 @@
                 <w:color w:val="000000"/>
                 <w:sz w:val="22"/>
               </w:rPr>
-              <w:t>none</w:t>
+              <w:t>reward-shaping</w:t>
             </w:r>
           </w:p>
         </w:tc>
@@ -7617,7 +7808,7 @@
                 <w:color w:val="000000"/>
                 <w:sz w:val="22"/>
               </w:rPr>
-              <w:t>scoring profile (fixed)</w:t>
+              <w:t>window-weighted</w:t>
             </w:r>
           </w:p>
         </w:tc>
@@ -7634,7 +7825,7 @@
                 <w:color w:val="000000"/>
                 <w:sz w:val="22"/>
               </w:rPr>
-              <w:t>none</w:t>
+              <w:t>no</w:t>
             </w:r>
           </w:p>
         </w:tc>
@@ -7646,12 +7837,12 @@
             <w:r>
               <w:rPr>
                 <w:rFonts w:ascii="Times New Roman" w:hAnsi="Times New Roman"/>
-                <w:b/>
-                <w:i w:val="0"/>
-                <w:color w:val="000000"/>
-                <w:sz w:val="22"/>
-              </w:rPr>
-              <w:t>explicit Δt parameter</w:t>
+                <w:b w:val="0"/>
+                <w:i w:val="0"/>
+                <w:color w:val="000000"/>
+                <w:sz w:val="22"/>
+              </w:rPr>
+              <w:t>no</w:t>
             </w:r>
           </w:p>
         </w:tc>
@@ -7670,7 +7861,7 @@
                 <w:color w:val="000000"/>
                 <w:sz w:val="22"/>
               </w:rPr>
-              <w:t>False-alarm metric</w:t>
+              <w:t>Classical IDS (FPR)</w:t>
             </w:r>
           </w:p>
         </w:tc>
@@ -7687,7 +7878,7 @@
                 <w:color w:val="000000"/>
                 <w:sz w:val="22"/>
               </w:rPr>
-              <w:t>range-based FP</w:t>
+              <w:t>online</w:t>
             </w:r>
           </w:p>
         </w:tc>
@@ -7704,7 +7895,7 @@
                 <w:color w:val="000000"/>
                 <w:sz w:val="22"/>
               </w:rPr>
-              <w:t>weighted score</w:t>
+              <w:t>none</w:t>
             </w:r>
           </w:p>
         </w:tc>
@@ -7721,7 +7912,7 @@
                 <w:color w:val="000000"/>
                 <w:sz w:val="22"/>
               </w:rPr>
-              <w:t>fractional FPR</w:t>
+              <w:t>no</w:t>
             </w:r>
           </w:p>
         </w:tc>
@@ -7733,12 +7924,12 @@
             <w:r>
               <w:rPr>
                 <w:rFonts w:ascii="Times New Roman" w:hAnsi="Times New Roman"/>
-                <w:b/>
-                <w:i w:val="0"/>
-                <w:color w:val="000000"/>
-                <w:sz w:val="22"/>
-              </w:rPr>
-              <w:t>MTBFA in operational time units</w:t>
+                <w:b w:val="0"/>
+                <w:i w:val="0"/>
+                <w:color w:val="000000"/>
+                <w:sz w:val="22"/>
+              </w:rPr>
+              <w:t>partial</w:t>
             </w:r>
           </w:p>
         </w:tc>
@@ -7752,12 +7943,12 @@
             <w:r>
               <w:rPr>
                 <w:rFonts w:ascii="Times New Roman" w:hAnsi="Times New Roman"/>
-                <w:b w:val="0"/>
-                <w:i w:val="0"/>
-                <w:color w:val="000000"/>
-                <w:sz w:val="22"/>
-              </w:rPr>
-              <w:t>Threshold derivation</w:t>
+                <w:b/>
+                <w:i w:val="0"/>
+                <w:color w:val="000000"/>
+                <w:sz w:val="22"/>
+              </w:rPr>
+              <w:t>This work</w:t>
             </w:r>
           </w:p>
         </w:tc>
@@ -7769,12 +7960,12 @@
             <w:r>
               <w:rPr>
                 <w:rFonts w:ascii="Times New Roman" w:hAnsi="Times New Roman"/>
-                <w:b w:val="0"/>
-                <w:i w:val="0"/>
-                <w:color w:val="000000"/>
-                <w:sz w:val="22"/>
-              </w:rPr>
-              <w:t>not addressed</w:t>
+                <w:b/>
+                <w:i w:val="0"/>
+                <w:color w:val="000000"/>
+                <w:sz w:val="22"/>
+              </w:rPr>
+              <w:t>online</w:t>
             </w:r>
           </w:p>
         </w:tc>
@@ -7786,12 +7977,12 @@
             <w:r>
               <w:rPr>
                 <w:rFonts w:ascii="Times New Roman" w:hAnsi="Times New Roman"/>
-                <w:b w:val="0"/>
-                <w:i w:val="0"/>
-                <w:color w:val="000000"/>
-                <w:sz w:val="22"/>
-              </w:rPr>
-              <w:t>not addressed</w:t>
+                <w:b/>
+                <w:i w:val="0"/>
+                <w:color w:val="000000"/>
+                <w:sz w:val="22"/>
+              </w:rPr>
+              <w:t>FP events</w:t>
             </w:r>
           </w:p>
         </w:tc>
@@ -7803,12 +7994,12 @@
             <w:r>
               <w:rPr>
                 <w:rFonts w:ascii="Times New Roman" w:hAnsi="Times New Roman"/>
-                <w:b w:val="0"/>
-                <w:i w:val="0"/>
-                <w:color w:val="000000"/>
-                <w:sz w:val="22"/>
-              </w:rPr>
-              <w:t>not addressed</w:t>
+                <w:b/>
+                <w:i w:val="0"/>
+                <w:color w:val="000000"/>
+                <w:sz w:val="22"/>
+              </w:rPr>
+              <w:t>yes</w:t>
             </w:r>
           </w:p>
         </w:tc>
@@ -7825,7 +8016,7 @@
                 <w:color w:val="000000"/>
                 <w:sz w:val="22"/>
               </w:rPr>
-              <w:t>deployment-grounded (GB 26860, ISO 11064-5)</w:t>
+              <w:t>risk-based</w:t>
             </w:r>
           </w:p>
         </w:tc>
@@ -7862,7 +8053,27 @@
           <w:color w:val="0064B4"/>
           <w:sz w:val="22"/>
         </w:rPr>
-        <w:t xml:space="preserve"> Section III-D (Positioning Relative to Prior Work) added; the four-axis comparison table is reproduced verbatim in the manuscript.</w:t>
+        <w:t xml:space="preserve"> Section III-D (</w:t>
+      </w:r>
+      <w:r>
+        <w:rPr>
+          <w:rFonts w:ascii="Times New Roman" w:hAnsi="Times New Roman"/>
+          <w:b w:val="0"/>
+          <w:i/>
+          <w:color w:val="0064B4"/>
+          <w:sz w:val="22"/>
+        </w:rPr>
+        <w:t>Relation to Prior Time-Series Evaluation Frameworks</w:t>
+      </w:r>
+      <w:r>
+        <w:rPr>
+          <w:rFonts w:ascii="Times New Roman" w:hAnsi="Times New Roman"/>
+          <w:b w:val="0"/>
+          <w:i w:val="0"/>
+          <w:color w:val="0064B4"/>
+          <w:sz w:val="22"/>
+        </w:rPr>
+        <w:t>) revised; the four-axis comparison table appears as Table 2 in the manuscript. NAB cited as ref57 (Lavin &amp; Ahmad, ICMLA 2015).</w:t>
       </w:r>
     </w:p>
     <w:p>
@@ -8153,7 +8364,7 @@
                 <w:color w:val="000000"/>
                 <w:sz w:val="22"/>
               </w:rPr>
-              <w:t>64</w:t>
+              <w:t>64 filters</w:t>
             </w:r>
           </w:p>
         </w:tc>
@@ -8187,7 +8398,7 @@
                 <w:color w:val="000000"/>
                 <w:sz w:val="22"/>
               </w:rPr>
-              <w:t>47k</w:t>
+              <w:t>262k</w:t>
             </w:r>
           </w:p>
         </w:tc>
@@ -8274,7 +8485,7 @@
                 <w:color w:val="000000"/>
                 <w:sz w:val="22"/>
               </w:rPr>
-              <w:t>142k</w:t>
+              <w:t>214k</w:t>
             </w:r>
           </w:p>
         </w:tc>
@@ -8361,7 +8572,7 @@
                 <w:color w:val="000000"/>
                 <w:sz w:val="22"/>
               </w:rPr>
-              <w:t>280k</w:t>
+              <w:t>148k</w:t>
             </w:r>
           </w:p>
         </w:tc>
@@ -8448,7 +8659,7 @@
                 <w:color w:val="000000"/>
                 <w:sz w:val="22"/>
               </w:rPr>
-              <w:t>108k</w:t>
+              <w:t>163k</w:t>
             </w:r>
           </w:p>
         </w:tc>
@@ -8535,7 +8746,7 @@
                 <w:color w:val="000000"/>
                 <w:sz w:val="22"/>
               </w:rPr>
-              <w:t>175k</w:t>
+              <w:t>301k</w:t>
             </w:r>
           </w:p>
         </w:tc>
@@ -8622,7 +8833,7 @@
                 <w:color w:val="000000"/>
                 <w:sz w:val="22"/>
               </w:rPr>
-              <w:t>95k</w:t>
+              <w:t>77k</w:t>
             </w:r>
           </w:p>
         </w:tc>
@@ -8709,7 +8920,7 @@
                 <w:color w:val="000000"/>
                 <w:sz w:val="22"/>
               </w:rPr>
-              <w:t>220k</w:t>
+              <w:t>103k</w:t>
             </w:r>
           </w:p>
         </w:tc>
@@ -8901,7 +9112,7 @@
           <w:color w:val="0064B4"/>
           <w:sz w:val="22"/>
         </w:rPr>
-        <w:t xml:space="preserve"> See response to Reviewer 1, Comment 3. Section VI-C documents the sensor-model fidelity gap with the noise-statistic figures as quantitative evidence.</w:t>
+        <w:t xml:space="preserve"> See response to Reviewer 1, Comment 3. A compact noise-statistics table (Table tab:noise_stats) is now added to Section VI-C (Simulator sensor model paragraph) of the revised manuscript, reporting σ_xy, σ_v, excess kurtosis, and p99 step jump for the MATLAB simulation, IEEE DataPort live, and ALFA data sources. Section VI-C cites the quantitative kurtosis figures as evidence of the sim-to-real gap.</w:t>
       </w:r>
     </w:p>
     <w:p>

--- a/docs/response_to_reviewers.docx
+++ b/docs/response_to_reviewers.docx
@@ -146,7 +146,7 @@
           <w:color w:val="000000"/>
           <w:sz w:val="22"/>
         </w:rPr>
-        <w:t xml:space="preserve"> The PX4 SITL dataset (209 flights; TimeGAN augmentation applied before splitting, contaminating the test partition) is replaced by 3,000 MATLAB UAV Toolbox flights generated at 5 m/s cruise (1,800 train / 600 val / 600 test; 739 / 237 / 229 attacked per split; 352,387 total sliding windows). TimeGAN exists only as an optional, non-default code module restricted to the training split via runtime assertion; all reported experiments use no synthetic augmentation.</w:t>
+        <w:t xml:space="preserve"> The PX4 SITL dataset (209 flights; TimeGAN augmentation applied before splitting, contaminating the test partition) is replaced by 3,000 MATLAB UAV Toolbox flights generated at 5 m/s cruise (1,800 train / 600 val / 600 test; 739 / 237 / 229 attacked per split; 352,387 total sliding windows). TimeGAN has been removed from the revised manuscript and the released pipeline entirely; no synthetic, generative, or oversampled data are used at any stage.</w:t>
       </w:r>
     </w:p>
     <w:p>
@@ -520,126 +520,7 @@
           <w:color w:val="000000"/>
           <w:sz w:val="22"/>
         </w:rPr>
-        <w:t>The experimental foundation has been rebuilt from the ground up. The new primary dataset consists of 3,000 flights generated by the MATLAB UAV Toolbox at 5 m/s cruise. TimeGAN augmentation is fitted exclusively on the 1,800 training flights; every synthetic window produced by TimeGAN inherits a training-flight identifier. The data loader enforces isolation at load time through a hard assertion: if any augmented identifier appears in the validation or test identifier sets, the pipeline aborts.</w:t>
-      </w:r>
-    </w:p>
-    <w:p>
-      <w:pPr>
-        <w:jc w:val="center"/>
-      </w:pPr>
-      <w:r>
-        <w:drawing>
-          <wp:inline xmlns:a="http://schemas.openxmlformats.org/drawingml/2006/main" xmlns:pic="http://schemas.openxmlformats.org/drawingml/2006/picture">
-            <wp:extent cx="5029200" cy="2301551"/>
-            <wp:docPr id="1" name="Picture 1"/>
-            <wp:cNvGraphicFramePr>
-              <a:graphicFrameLocks noChangeAspect="1"/>
-            </wp:cNvGraphicFramePr>
-            <a:graphic>
-              <a:graphicData uri="http://schemas.openxmlformats.org/drawingml/2006/picture">
-                <pic:pic>
-                  <pic:nvPicPr>
-                    <pic:cNvPr id="0" name="timegan_isolation.png"/>
-                    <pic:cNvPicPr/>
-                  </pic:nvPicPr>
-                  <pic:blipFill>
-                    <a:blip r:embed="rId9"/>
-                    <a:stretch>
-                      <a:fillRect/>
-                    </a:stretch>
-                  </pic:blipFill>
-                  <pic:spPr>
-                    <a:xfrm>
-                      <a:off x="0" y="0"/>
-                      <a:ext cx="5029200" cy="2301551"/>
-                    </a:xfrm>
-                    <a:prstGeom prst="rect"/>
-                  </pic:spPr>
-                </pic:pic>
-              </a:graphicData>
-            </a:graphic>
-          </wp:inline>
-        </w:drawing>
-      </w:r>
-    </w:p>
-    <w:p>
-      <w:pPr>
-        <w:jc w:val="center"/>
-      </w:pPr>
-      <w:r>
-        <w:rPr>
-          <w:rFonts w:ascii="Times New Roman" w:hAnsi="Times New Roman"/>
-          <w:b w:val="0"/>
-          <w:i/>
-          <w:color w:val="000000"/>
-          <w:sz w:val="18"/>
-        </w:rPr>
-        <w:t>Augmentation isolation pipeline</w:t>
-      </w:r>
-    </w:p>
-    <w:p>
-      <w:r>
-        <w:rPr>
-          <w:rFonts w:ascii="Times New Roman" w:hAnsi="Times New Roman"/>
-          <w:b w:val="0"/>
-          <w:i w:val="0"/>
-          <w:color w:val="000000"/>
-          <w:sz w:val="22"/>
-        </w:rPr>
-        <w:t xml:space="preserve">The guard that implements this constraint in </w:t>
-      </w:r>
-      <w:r>
-        <w:rPr>
-          <w:rFonts w:ascii="Consolas" w:hAnsi="Consolas"/>
-          <w:b w:val="0"/>
-          <w:i w:val="0"/>
-          <w:color w:val="000000"/>
-          <w:sz w:val="20"/>
-        </w:rPr>
-        <w:t>python_pipeline/data_loader.py</w:t>
-      </w:r>
-      <w:r>
-        <w:rPr>
-          <w:rFonts w:ascii="Times New Roman" w:hAnsi="Times New Roman"/>
-          <w:b w:val="0"/>
-          <w:i w:val="0"/>
-          <w:color w:val="000000"/>
-          <w:sz w:val="22"/>
-        </w:rPr>
-        <w:t xml:space="preserve"> is:</w:t>
-      </w:r>
-    </w:p>
-    <w:p>
-      <w:pPr>
-        <w:ind w:left="454"/>
-      </w:pPr>
-      <w:r>
-        <w:rPr>
-          <w:rFonts w:ascii="Consolas" w:hAnsi="Consolas"/>
-          <w:color w:val="000000"/>
-          <w:sz w:val="18"/>
-        </w:rPr>
-        <w:t>augmented_ids = set(timegan_records["flight_id"].unique())</w:t>
-        <w:br/>
-        <w:t>assert not (augmented_ids &amp; set(val_ids)), \</w:t>
-        <w:br/>
-        <w:t xml:space="preserve">    "augmentation leaked into validation split"</w:t>
-        <w:br/>
-        <w:t>assert not (augmented_ids &amp; set(test_ids)), \</w:t>
-        <w:br/>
-        <w:t xml:space="preserve">    "augmentation leaked into test split"</w:t>
-      </w:r>
-    </w:p>
-    <w:p>
-      <w:r>
-        <w:rPr>
-          <w:rFonts w:ascii="Times New Roman" w:hAnsi="Times New Roman"/>
-          <w:b w:val="0"/>
-          <w:i w:val="0"/>
-          <w:color w:val="000000"/>
-          <w:sz w:val="22"/>
-        </w:rPr>
-        <w:t>All metrics reported in the revised manuscript derive exclusively from the 600 clean test flights; no augmented window reaches the evaluation code path.</w:t>
+        <w:t>The experimental foundation has been rebuilt from the ground up, and TimeGAN has been removed from the manuscript and the released pipeline entirely. The new primary dataset consists of 3,000 flights generated by the MATLAB UAV Toolbox at 5 m/s cruise. All training, validation, and test windows are drawn directly from these 3,000 simulated flights; no synthetic, generative, or oversampled data are used at any stage. With no synthetic data anywhere in the pipeline, the contamination pathway that produced the original concern no longer exists.</w:t>
       </w:r>
     </w:p>
     <w:p>
@@ -661,7 +542,7 @@
           <w:color w:val="0064B4"/>
           <w:sz w:val="22"/>
         </w:rPr>
-        <w:t xml:space="preserve"> Section IV-A completely rewritten; the isolation assertion is described in prose and reproduced in the released code. The former Table I (TimeGAN configuration) has been removed.</w:t>
+        <w:t xml:space="preserve"> Section IV-A rewritten to describe the unaugmented MATLAB-only pipeline; all prior references to TimeGAN, including the former Table I (TimeGAN configuration) and the augmentation-isolation diagram, have been removed from the manuscript. The reference to Yoon et al.'s TimeGAN paper has also been removed from the bibliography.</w:t>
       </w:r>
     </w:p>
     <w:p>
@@ -3545,7 +3426,7 @@
         <w:drawing>
           <wp:inline xmlns:a="http://schemas.openxmlformats.org/drawingml/2006/main" xmlns:pic="http://schemas.openxmlformats.org/drawingml/2006/picture">
             <wp:extent cx="5029200" cy="1382741"/>
-            <wp:docPr id="2" name="Picture 2"/>
+            <wp:docPr id="1" name="Picture 1"/>
             <wp:cNvGraphicFramePr>
               <a:graphicFrameLocks noChangeAspect="1"/>
             </wp:cNvGraphicFramePr>
@@ -3557,7 +3438,7 @@
                     <pic:cNvPicPr/>
                   </pic:nvPicPr>
                   <pic:blipFill>
-                    <a:blip r:embed="rId10"/>
+                    <a:blip r:embed="rId9"/>
                     <a:stretch>
                       <a:fillRect/>
                     </a:stretch>
@@ -7435,8 +7316,8 @@
       <w:r>
         <w:drawing>
           <wp:inline xmlns:a="http://schemas.openxmlformats.org/drawingml/2006/main" xmlns:pic="http://schemas.openxmlformats.org/drawingml/2006/picture">
-            <wp:extent cx="5029200" cy="3772979"/>
-            <wp:docPr id="3" name="Picture 3"/>
+            <wp:extent cx="5029200" cy="3932704"/>
+            <wp:docPr id="2" name="Picture 2"/>
             <wp:cNvGraphicFramePr>
               <a:graphicFrameLocks noChangeAspect="1"/>
             </wp:cNvGraphicFramePr>
@@ -7448,7 +7329,7 @@
                     <pic:cNvPicPr/>
                   </pic:nvPicPr>
                   <pic:blipFill>
-                    <a:blip r:embed="rId11"/>
+                    <a:blip r:embed="rId10"/>
                     <a:stretch>
                       <a:fillRect/>
                     </a:stretch>
@@ -7456,7 +7337,7 @@
                   <pic:spPr>
                     <a:xfrm>
                       <a:off x="0" y="0"/>
-                      <a:ext cx="5029200" cy="3772979"/>
+                      <a:ext cx="5029200" cy="3932704"/>
                     </a:xfrm>
                     <a:prstGeom prst="rect"/>
                   </pic:spPr>
@@ -9384,7 +9265,7 @@
           <w:color w:val="000000"/>
           <w:sz w:val="22"/>
         </w:rPr>
-        <w:t xml:space="preserve"> The reviewer is correct, and the issue is addressed by the complete reconstruction of the experimental foundation described in our response to Reviewer 1, Comment 1. The augmentation-isolation diagram and the data-loader assertion reproduced there show precisely how the revised pipeline prevents any TimeGAN-generated identifier from reaching the validation or test partition. All results in the revised manuscript are derived from unaugmented MATLAB simulation flights.</w:t>
+        <w:t xml:space="preserve"> The reviewer is correct, and the issue is addressed by the complete reconstruction of the experimental foundation described in our response to Reviewer 1, Comment 1. TimeGAN has been removed from the manuscript and the released pipeline; the revised dataset contains no synthetic data at any stage, so the contamination pathway that produced the original concern no longer exists. All results in the revised manuscript derive exclusively from the 600 unaugmented MATLAB simulation flights in the test split.</w:t>
       </w:r>
     </w:p>
     <w:p>
@@ -9455,7 +9336,7 @@
           <w:color w:val="000000"/>
           <w:sz w:val="22"/>
         </w:rPr>
-        <w:t xml:space="preserve"> The near-uniform conventional metrics in the original submission were a direct consequence of the TimeGAN contamination: synthetic windows generated from training-flight distributions were present in the test set, suppressing discriminative signal and flattening window-level accuracy across all architectures. The clean test set produces clearly differentiated patterns across both metric families, as the tables below show.</w:t>
+        <w:t xml:space="preserve"> The near-uniform conventional metrics in the original submission were a direct consequence of the contaminated test partition: synthetic windows generated from training-flight distributions were present in the test set, suppressing discriminative signal and flattening window-level accuracy across all architectures. With the rebuilt experimental foundation and the unaugmented test set, conventional metrics produce clearly differentiated patterns across architectures, as the tables below show.</w:t>
       </w:r>
     </w:p>
     <w:p>
